--- a/Lnnn-Dpe/L104-CMa.docx
+++ b/Lnnn-Dpe/L104-CMa.docx
@@ -4,134 +4,79 @@
   <w:body>
     <w:p>
       <w:pPr>
+        <w:spacing w:before="120"/>
         <w:jc w:val="both"/>
         <w:rPr>
           <w:rFonts w:ascii="Gentium" w:hAnsi="Gentium" w:cs="Gentium"/>
-          <w:noProof/>
+          <w:noProof w:val="0"/>
           <w:sz w:val="26"/>
           <w:szCs w:val="26"/>
+          <w:lang w:val="en-GB"/>
         </w:rPr>
       </w:pPr>
       <w:r>
         <w:rPr>
           <w:rFonts w:ascii="Gentium" w:hAnsi="Gentium" w:cs="Gentium"/>
-          <w:color w:val="333333"/>
+          <w:noProof w:val="0"/>
           <w:sz w:val="26"/>
           <w:szCs w:val="26"/>
-          <w:shd w:val="clear" w:color="auto" w:fill="FFFFFF"/>
-        </w:rPr>
-        <w:t>The</w:t>
+          <w:lang w:val="en-GB"/>
+        </w:rPr>
+        <w:t xml:space="preserve">The text for excerpt of </w:t>
       </w:r>
       <w:r>
         <w:rPr>
           <w:rFonts w:ascii="Gentium" w:hAnsi="Gentium" w:cs="Gentium"/>
-          <w:color w:val="333333"/>
+          <w:i/>
+          <w:iCs/>
           <w:sz w:val="26"/>
           <w:szCs w:val="26"/>
-          <w:shd w:val="clear" w:color="auto" w:fill="FFFFFF"/>
-        </w:rPr>
-        <w:t xml:space="preserve"> two texts for the</w:t>
+          <w:lang w:val="la-Latn"/>
+        </w:rPr>
+        <w:t>Praeparatio Evangelica</w:t>
       </w:r>
       <w:r>
         <w:rPr>
           <w:rFonts w:ascii="Gentium" w:hAnsi="Gentium" w:cs="Gentium"/>
-          <w:color w:val="333333"/>
+          <w:noProof w:val="0"/>
           <w:sz w:val="26"/>
           <w:szCs w:val="26"/>
-          <w:shd w:val="clear" w:color="auto" w:fill="FFFFFF"/>
-        </w:rPr>
-        <w:t xml:space="preserve"> </w:t>
+          <w:lang w:val="en-GB"/>
+        </w:rPr>
+        <w:t xml:space="preserve"> was gleaned from </w:t>
       </w:r>
-      <w:r>
-        <w:rPr>
-          <w:rFonts w:ascii="Gentium" w:hAnsi="Gentium" w:cs="Gentium"/>
-          <w:color w:val="333333"/>
-          <w:sz w:val="26"/>
-          <w:szCs w:val="26"/>
-          <w:shd w:val="clear" w:color="auto" w:fill="FFFFFF"/>
-        </w:rPr>
-        <w:t xml:space="preserve">single </w:t>
-      </w:r>
-      <w:r>
-        <w:rPr>
-          <w:rFonts w:ascii="Gentium" w:hAnsi="Gentium" w:cs="Gentium"/>
-          <w:color w:val="333333"/>
-          <w:sz w:val="26"/>
-          <w:szCs w:val="26"/>
-          <w:shd w:val="clear" w:color="auto" w:fill="FFFFFF"/>
-        </w:rPr>
-        <w:t>surviving</w:t>
-      </w:r>
-      <w:r>
-        <w:rPr>
-          <w:rFonts w:ascii="Gentium" w:hAnsi="Gentium" w:cs="Gentium"/>
-          <w:color w:val="333333"/>
-          <w:sz w:val="26"/>
-          <w:szCs w:val="26"/>
-          <w:shd w:val="clear" w:color="auto" w:fill="FFFFFF"/>
-        </w:rPr>
-        <w:t xml:space="preserve"> Greek fragment of </w:t>
-      </w:r>
-      <w:r>
-        <w:rPr>
-          <w:rFonts w:ascii="Gentium" w:hAnsi="Gentium" w:cs="Gentium"/>
-          <w:i/>
-          <w:iCs/>
-          <w:noProof/>
-          <w:color w:val="333333"/>
-          <w:sz w:val="26"/>
-          <w:szCs w:val="26"/>
-          <w:shd w:val="clear" w:color="auto" w:fill="FFFFFF"/>
-          <w:lang w:val="la-Latn"/>
-        </w:rPr>
-        <w:t>Cleodemus Malchus</w:t>
-      </w:r>
-      <w:r>
-        <w:rPr>
-          <w:rFonts w:ascii="Gentium" w:hAnsi="Gentium" w:cs="Gentium"/>
-          <w:color w:val="333333"/>
-          <w:sz w:val="26"/>
-          <w:szCs w:val="26"/>
-          <w:shd w:val="clear" w:color="auto" w:fill="FFFFFF"/>
-        </w:rPr>
-        <w:t xml:space="preserve"> </w:t>
-      </w:r>
-      <w:r>
-        <w:rPr>
-          <w:rFonts w:ascii="Gentium" w:hAnsi="Gentium" w:cs="Gentium"/>
-          <w:color w:val="333333"/>
-          <w:sz w:val="26"/>
-          <w:szCs w:val="26"/>
-          <w:shd w:val="clear" w:color="auto" w:fill="FFFFFF"/>
-        </w:rPr>
-        <w:t xml:space="preserve">presented here </w:t>
-      </w:r>
-      <w:r>
-        <w:rPr>
-          <w:rFonts w:ascii="Gentium" w:hAnsi="Gentium" w:cs="Gentium"/>
-          <w:noProof/>
-          <w:sz w:val="26"/>
-          <w:szCs w:val="26"/>
-        </w:rPr>
-        <w:t>have</w:t>
-      </w:r>
-      <w:r>
-        <w:rPr>
-          <w:rFonts w:ascii="Gentium" w:hAnsi="Gentium" w:cs="Gentium"/>
-          <w:noProof/>
-          <w:sz w:val="26"/>
-          <w:szCs w:val="26"/>
-        </w:rPr>
-        <w:t xml:space="preserve"> been gleaned from the </w:t>
-      </w:r>
-      <w:hyperlink r:id="rId5" w:tooltip="Website for the source text." w:history="1">
+      <w:hyperlink r:id="rId5" w:history="1">
         <w:r>
           <w:rPr>
             <w:rStyle w:val="Hyperlink"/>
             <w:rFonts w:ascii="Gentium" w:hAnsi="Gentium" w:cs="Gentium"/>
-            <w:noProof/>
+            <w:noProof w:val="0"/>
             <w:sz w:val="26"/>
             <w:szCs w:val="26"/>
+            <w:lang w:val="en-GB"/>
+          </w:rPr>
+          <w:t>Scaife Viewer</w:t>
+        </w:r>
+      </w:hyperlink>
+      <w:r>
+        <w:rPr>
+          <w:rFonts w:ascii="Gentium" w:hAnsi="Gentium" w:cs="Gentium"/>
+          <w:noProof w:val="0"/>
+          <w:sz w:val="26"/>
+          <w:szCs w:val="26"/>
+          <w:lang w:val="en-GB"/>
+        </w:rPr>
+        <w:t xml:space="preserve"> and, for that of Josephus, from the </w:t>
+      </w:r>
+      <w:hyperlink r:id="rId6" w:history="1">
+        <w:r>
+          <w:rPr>
+            <w:rStyle w:val="Hyperlink"/>
+            <w:rFonts w:ascii="Gentium" w:hAnsi="Gentium" w:cs="Gentium"/>
+            <w:noProof w:val="0"/>
+            <w:sz w:val="26"/>
+            <w:szCs w:val="26"/>
+            <w:lang w:val="en-GB"/>
           </w:rPr>
           <w:t>Online Critical Pseudepigrapha</w:t>
         </w:r>
@@ -139,9 +84,10 @@
       <w:r>
         <w:rPr>
           <w:rFonts w:ascii="Gentium" w:hAnsi="Gentium" w:cs="Gentium"/>
-          <w:noProof/>
+          <w:noProof w:val="0"/>
           <w:sz w:val="26"/>
           <w:szCs w:val="26"/>
+          <w:lang w:val="en-GB"/>
         </w:rPr>
         <w:t>.</w:t>
       </w:r>
@@ -155,7 +101,6 @@
         <w:jc w:val="both"/>
         <w:rPr>
           <w:rFonts w:ascii="Gentium" w:hAnsi="Gentium" w:cs="Gentium"/>
-          <w:noProof/>
           <w:color w:val="003300"/>
         </w:rPr>
       </w:pPr>
@@ -164,20 +109,30 @@
       <w:pPr>
         <w:keepNext/>
         <w:widowControl w:val="0"/>
-        <w:spacing w:before="360"/>
+        <w:spacing w:before="120"/>
         <w:jc w:val="center"/>
+        <w:rPr>
+          <w:rFonts w:ascii="Gentium" w:hAnsi="Gentium" w:cs="Gentium"/>
+          <w:i/>
+          <w:iCs/>
+          <w:sz w:val="26"/>
+          <w:szCs w:val="26"/>
+          <w:u w:color="00B050"/>
+        </w:rPr>
+      </w:pPr>
+      <w:r>
         <w:rPr>
           <w:rFonts w:ascii="Gentium" w:hAnsi="Gentium" w:cs="Gentium"/>
           <w:b/>
           <w:bCs/>
           <w:i/>
           <w:iCs/>
-          <w:noProof/>
           <w:sz w:val="32"/>
           <w:szCs w:val="32"/>
           <w:u w:val="single" w:color="00B050"/>
         </w:rPr>
-      </w:pPr>
+        <w:t xml:space="preserve">Fragment </w:t>
+      </w:r>
       <w:r>
         <w:rPr>
           <w:rFonts w:ascii="Gentium" w:hAnsi="Gentium" w:cs="Gentium"/>
@@ -185,12 +140,11 @@
           <w:bCs/>
           <w:i/>
           <w:iCs/>
-          <w:noProof/>
           <w:sz w:val="32"/>
           <w:szCs w:val="32"/>
           <w:u w:val="single" w:color="00B050"/>
         </w:rPr>
-        <w:t xml:space="preserve">Fragment </w:t>
+        <w:t>1</w:t>
       </w:r>
       <w:r>
         <w:rPr>
@@ -199,38 +153,51 @@
           <w:bCs/>
           <w:i/>
           <w:iCs/>
-          <w:noProof/>
           <w:sz w:val="32"/>
           <w:szCs w:val="32"/>
           <w:u w:val="single" w:color="00B050"/>
         </w:rPr>
-        <w:t>1</w:t>
+        <w:br/>
       </w:r>
       <w:r>
+        <w:rPr>
+          <w:rFonts w:ascii="Gentium" w:hAnsi="Gentium" w:cs="Gentium"/>
+          <w:i/>
+          <w:iCs/>
+          <w:sz w:val="26"/>
+          <w:szCs w:val="26"/>
+          <w:u w:color="00B050"/>
+        </w:rPr>
+        <w:t>Josephus, Ant. 1.15.1 §239-241</w:t>
+      </w:r>
+    </w:p>
+    <w:p>
+      <w:pPr>
+        <w:keepNext/>
+        <w:widowControl w:val="0"/>
+        <w:jc w:val="center"/>
         <w:rPr>
           <w:rFonts w:ascii="Gentium" w:hAnsi="Gentium" w:cs="Gentium"/>
           <w:b/>
           <w:bCs/>
           <w:i/>
           <w:iCs/>
-          <w:noProof/>
           <w:sz w:val="32"/>
           <w:szCs w:val="32"/>
           <w:u w:val="single" w:color="00B050"/>
         </w:rPr>
-        <w:br/>
-      </w:r>
+      </w:pPr>
       <w:r>
         <w:rPr>
           <w:rFonts w:ascii="Gentium" w:hAnsi="Gentium" w:cs="Gentium"/>
           <w:i/>
           <w:iCs/>
-          <w:noProof/>
+          <w:color w:val="3A7C22" w:themeColor="accent6" w:themeShade="BF"/>
           <w:sz w:val="26"/>
           <w:szCs w:val="26"/>
           <w:u w:color="00B050"/>
         </w:rPr>
-        <w:t>Josephus, Ant. 1.15.1 §239-241</w:t>
+        <w:t>[Benedictus Niese, ed., Flavii Iosephi Opera (7 vols.; 2d. ed.; Berlin: Widmann, 1955), 1.58-59.]</w:t>
       </w:r>
     </w:p>
     <w:p>
@@ -241,7 +208,6 @@
           <w:rFonts w:ascii="Gentium" w:hAnsi="Gentium" w:cs="Gentium"/>
           <w:i/>
           <w:iCs/>
-          <w:noProof/>
           <w:color w:val="7030A0"/>
           <w:sz w:val="28"/>
           <w:szCs w:val="28"/>
@@ -254,7 +220,6 @@
           <w:bCs/>
           <w:i/>
           <w:iCs/>
-          <w:noProof/>
           <w:color w:val="EE0000"/>
           <w:sz w:val="28"/>
           <w:szCs w:val="28"/>
@@ -267,7 +232,6 @@
           <w:rFonts w:ascii="Gentium" w:hAnsi="Gentium" w:cs="Gentium"/>
           <w:i/>
           <w:iCs/>
-          <w:noProof/>
           <w:color w:val="EE0000"/>
           <w:sz w:val="28"/>
           <w:szCs w:val="28"/>
@@ -279,252 +243,11 @@
           <w:rFonts w:ascii="Gentium" w:hAnsi="Gentium" w:cs="Gentium"/>
           <w:i/>
           <w:iCs/>
-          <w:noProof/>
           <w:color w:val="7030A0"/>
           <w:sz w:val="28"/>
           <w:szCs w:val="28"/>
         </w:rPr>
-        <w:t>λ</w:t>
-      </w:r>
-      <w:r>
-        <w:rPr>
-          <w:rFonts w:ascii="Gentium" w:hAnsi="Gentium" w:cs="Gentium"/>
-          <w:i/>
-          <w:iCs/>
-          <w:noProof/>
-          <w:color w:val="7030A0"/>
-          <w:sz w:val="28"/>
-          <w:szCs w:val="28"/>
-        </w:rPr>
-        <w:t>έ</w:t>
-      </w:r>
-      <w:r>
-        <w:rPr>
-          <w:rFonts w:ascii="Gentium" w:hAnsi="Gentium" w:cs="Gentium"/>
-          <w:i/>
-          <w:iCs/>
-          <w:noProof/>
-          <w:color w:val="7030A0"/>
-          <w:sz w:val="28"/>
-          <w:szCs w:val="28"/>
-        </w:rPr>
-        <w:t>γεται δ</w:t>
-      </w:r>
-      <w:r>
-        <w:rPr>
-          <w:rFonts w:ascii="Gentium" w:hAnsi="Gentium" w:cs="Gentium"/>
-          <w:i/>
-          <w:iCs/>
-          <w:noProof/>
-          <w:color w:val="7030A0"/>
-          <w:sz w:val="28"/>
-          <w:szCs w:val="28"/>
-        </w:rPr>
-        <w:t>έ</w:t>
-      </w:r>
-      <w:r>
-        <w:rPr>
-          <w:rFonts w:ascii="Gentium" w:hAnsi="Gentium" w:cs="Gentium"/>
-          <w:i/>
-          <w:iCs/>
-          <w:noProof/>
-          <w:color w:val="7030A0"/>
-          <w:sz w:val="28"/>
-          <w:szCs w:val="28"/>
-        </w:rPr>
-        <w:t>, ὡς οὗτος ὁ Ἑ</w:t>
-      </w:r>
-      <w:r>
-        <w:rPr>
-          <w:rFonts w:ascii="Gentium" w:hAnsi="Gentium" w:cs="Gentium"/>
-          <w:i/>
-          <w:iCs/>
-          <w:noProof/>
-          <w:color w:val="7030A0"/>
-          <w:sz w:val="28"/>
-          <w:szCs w:val="28"/>
-        </w:rPr>
-        <w:t>ώ</w:t>
-      </w:r>
-      <w:r>
-        <w:rPr>
-          <w:rFonts w:ascii="Gentium" w:hAnsi="Gentium" w:cs="Gentium"/>
-          <w:i/>
-          <w:iCs/>
-          <w:noProof/>
-          <w:color w:val="7030A0"/>
-          <w:sz w:val="28"/>
-          <w:szCs w:val="28"/>
-        </w:rPr>
-        <w:t>φρην στρατε</w:t>
-      </w:r>
-      <w:r>
-        <w:rPr>
-          <w:rFonts w:ascii="Gentium" w:hAnsi="Gentium" w:cs="Gentium"/>
-          <w:i/>
-          <w:iCs/>
-          <w:noProof/>
-          <w:color w:val="7030A0"/>
-          <w:sz w:val="28"/>
-          <w:szCs w:val="28"/>
-        </w:rPr>
-        <w:t>ύ</w:t>
-      </w:r>
-      <w:r>
-        <w:rPr>
-          <w:rFonts w:ascii="Gentium" w:hAnsi="Gentium" w:cs="Gentium"/>
-          <w:i/>
-          <w:iCs/>
-          <w:noProof/>
-          <w:color w:val="7030A0"/>
-          <w:sz w:val="28"/>
-          <w:szCs w:val="28"/>
-        </w:rPr>
-        <w:t>σας ἐπὶ τὴν Λιβ</w:t>
-      </w:r>
-      <w:r>
-        <w:rPr>
-          <w:rFonts w:ascii="Gentium" w:hAnsi="Gentium" w:cs="Gentium"/>
-          <w:i/>
-          <w:iCs/>
-          <w:noProof/>
-          <w:color w:val="7030A0"/>
-          <w:sz w:val="28"/>
-          <w:szCs w:val="28"/>
-        </w:rPr>
-        <w:t>ύ</w:t>
-      </w:r>
-      <w:r>
-        <w:rPr>
-          <w:rFonts w:ascii="Gentium" w:hAnsi="Gentium" w:cs="Gentium"/>
-          <w:i/>
-          <w:iCs/>
-          <w:noProof/>
-          <w:color w:val="7030A0"/>
-          <w:sz w:val="28"/>
-          <w:szCs w:val="28"/>
-        </w:rPr>
-        <w:t>ην κατ</w:t>
-      </w:r>
-      <w:r>
-        <w:rPr>
-          <w:rFonts w:ascii="Gentium" w:hAnsi="Gentium" w:cs="Gentium"/>
-          <w:i/>
-          <w:iCs/>
-          <w:noProof/>
-          <w:color w:val="7030A0"/>
-          <w:sz w:val="28"/>
-          <w:szCs w:val="28"/>
-        </w:rPr>
-        <w:t>έ</w:t>
-      </w:r>
-      <w:r>
-        <w:rPr>
-          <w:rFonts w:ascii="Gentium" w:hAnsi="Gentium" w:cs="Gentium"/>
-          <w:i/>
-          <w:iCs/>
-          <w:noProof/>
-          <w:color w:val="7030A0"/>
-          <w:sz w:val="28"/>
-          <w:szCs w:val="28"/>
-        </w:rPr>
-        <w:t>σχεν αὐτὴν καὶ οἱ υἱωνοὶ αὐτοῦ κατοικ</w:t>
-      </w:r>
-      <w:r>
-        <w:rPr>
-          <w:rFonts w:ascii="Gentium" w:hAnsi="Gentium" w:cs="Gentium"/>
-          <w:i/>
-          <w:iCs/>
-          <w:noProof/>
-          <w:color w:val="7030A0"/>
-          <w:sz w:val="28"/>
-          <w:szCs w:val="28"/>
-        </w:rPr>
-        <w:t>ή</w:t>
-      </w:r>
-      <w:r>
-        <w:rPr>
-          <w:rFonts w:ascii="Gentium" w:hAnsi="Gentium" w:cs="Gentium"/>
-          <w:i/>
-          <w:iCs/>
-          <w:noProof/>
-          <w:color w:val="7030A0"/>
-          <w:sz w:val="28"/>
-          <w:szCs w:val="28"/>
-        </w:rPr>
-        <w:t>σαντες ἐν αὐτῇ τὴν γῆν ἀπὸ τοῦ ἐκε</w:t>
-      </w:r>
-      <w:r>
-        <w:rPr>
-          <w:rFonts w:ascii="Gentium" w:hAnsi="Gentium" w:cs="Gentium"/>
-          <w:i/>
-          <w:iCs/>
-          <w:noProof/>
-          <w:color w:val="7030A0"/>
-          <w:sz w:val="28"/>
-          <w:szCs w:val="28"/>
-        </w:rPr>
-        <w:t>ί</w:t>
-      </w:r>
-      <w:r>
-        <w:rPr>
-          <w:rFonts w:ascii="Gentium" w:hAnsi="Gentium" w:cs="Gentium"/>
-          <w:i/>
-          <w:iCs/>
-          <w:noProof/>
-          <w:color w:val="7030A0"/>
-          <w:sz w:val="28"/>
-          <w:szCs w:val="28"/>
-        </w:rPr>
-        <w:t>νου ὀν</w:t>
-      </w:r>
-      <w:r>
-        <w:rPr>
-          <w:rFonts w:ascii="Gentium" w:hAnsi="Gentium" w:cs="Gentium"/>
-          <w:i/>
-          <w:iCs/>
-          <w:noProof/>
-          <w:color w:val="7030A0"/>
-          <w:sz w:val="28"/>
-          <w:szCs w:val="28"/>
-        </w:rPr>
-        <w:t>ό</w:t>
-      </w:r>
-      <w:r>
-        <w:rPr>
-          <w:rFonts w:ascii="Gentium" w:hAnsi="Gentium" w:cs="Gentium"/>
-          <w:i/>
-          <w:iCs/>
-          <w:noProof/>
-          <w:color w:val="7030A0"/>
-          <w:sz w:val="28"/>
-          <w:szCs w:val="28"/>
-        </w:rPr>
-        <w:t>ματος Ἀφρικὰ προσηγ</w:t>
-      </w:r>
-      <w:r>
-        <w:rPr>
-          <w:rFonts w:ascii="Gentium" w:hAnsi="Gentium" w:cs="Gentium"/>
-          <w:i/>
-          <w:iCs/>
-          <w:noProof/>
-          <w:color w:val="7030A0"/>
-          <w:sz w:val="28"/>
-          <w:szCs w:val="28"/>
-        </w:rPr>
-        <w:t>ό</w:t>
-      </w:r>
-      <w:r>
-        <w:rPr>
-          <w:rFonts w:ascii="Gentium" w:hAnsi="Gentium" w:cs="Gentium"/>
-          <w:i/>
-          <w:iCs/>
-          <w:noProof/>
-          <w:color w:val="7030A0"/>
-          <w:sz w:val="28"/>
-          <w:szCs w:val="28"/>
-        </w:rPr>
-        <w:t xml:space="preserve">ρευσαν. </w:t>
+        <w:t xml:space="preserve">λέγεται δέ, ὡς οὗτος ὁ Ἑώφρην στρατεύσας ἐπὶ τὴν Λιβύην κατέσχεν αὐτὴν καὶ οἱ υἱωνοὶ αὐτοῦ κατοικήσαντες ἐν αὐτῇ τὴν γῆν ἀπὸ τοῦ ἐκείνου ὀνόματος Ἀφρικὰ προσηγόρευσαν. </w:t>
       </w:r>
       <w:r>
         <w:rPr>
@@ -533,7 +256,6 @@
           <w:bCs/>
           <w:i/>
           <w:iCs/>
-          <w:noProof/>
           <w:color w:val="EE0000"/>
           <w:sz w:val="28"/>
           <w:szCs w:val="28"/>
@@ -546,7 +268,6 @@
           <w:rFonts w:ascii="Gentium" w:hAnsi="Gentium" w:cs="Gentium"/>
           <w:i/>
           <w:iCs/>
-          <w:noProof/>
           <w:color w:val="EE0000"/>
           <w:sz w:val="28"/>
           <w:szCs w:val="28"/>
@@ -558,396 +279,11 @@
           <w:rFonts w:ascii="Gentium" w:hAnsi="Gentium" w:cs="Gentium"/>
           <w:i/>
           <w:iCs/>
-          <w:noProof/>
           <w:color w:val="7030A0"/>
           <w:sz w:val="28"/>
           <w:szCs w:val="28"/>
         </w:rPr>
-        <w:t>μαρτυρεῖ δ</w:t>
-      </w:r>
-      <w:r>
-        <w:rPr>
-          <w:rFonts w:ascii="Gentium" w:hAnsi="Gentium" w:cs="Gentium"/>
-          <w:i/>
-          <w:iCs/>
-          <w:noProof/>
-          <w:color w:val="7030A0"/>
-          <w:sz w:val="28"/>
-          <w:szCs w:val="28"/>
-        </w:rPr>
-        <w:t>έ</w:t>
-      </w:r>
-      <w:r>
-        <w:rPr>
-          <w:rFonts w:ascii="Gentium" w:hAnsi="Gentium" w:cs="Gentium"/>
-          <w:i/>
-          <w:iCs/>
-          <w:noProof/>
-          <w:color w:val="7030A0"/>
-          <w:sz w:val="28"/>
-          <w:szCs w:val="28"/>
-        </w:rPr>
-        <w:t xml:space="preserve"> μου τῷ λ</w:t>
-      </w:r>
-      <w:r>
-        <w:rPr>
-          <w:rFonts w:ascii="Gentium" w:hAnsi="Gentium" w:cs="Gentium"/>
-          <w:i/>
-          <w:iCs/>
-          <w:noProof/>
-          <w:color w:val="7030A0"/>
-          <w:sz w:val="28"/>
-          <w:szCs w:val="28"/>
-        </w:rPr>
-        <w:t>ό</w:t>
-      </w:r>
-      <w:r>
-        <w:rPr>
-          <w:rFonts w:ascii="Gentium" w:hAnsi="Gentium" w:cs="Gentium"/>
-          <w:i/>
-          <w:iCs/>
-          <w:noProof/>
-          <w:color w:val="7030A0"/>
-          <w:sz w:val="28"/>
-          <w:szCs w:val="28"/>
-        </w:rPr>
-        <w:t>γῳ Ἀλ</w:t>
-      </w:r>
-      <w:r>
-        <w:rPr>
-          <w:rFonts w:ascii="Gentium" w:hAnsi="Gentium" w:cs="Gentium"/>
-          <w:i/>
-          <w:iCs/>
-          <w:noProof/>
-          <w:color w:val="7030A0"/>
-          <w:sz w:val="28"/>
-          <w:szCs w:val="28"/>
-        </w:rPr>
-        <w:t>έ</w:t>
-      </w:r>
-      <w:r>
-        <w:rPr>
-          <w:rFonts w:ascii="Gentium" w:hAnsi="Gentium" w:cs="Gentium"/>
-          <w:i/>
-          <w:iCs/>
-          <w:noProof/>
-          <w:color w:val="7030A0"/>
-          <w:sz w:val="28"/>
-          <w:szCs w:val="28"/>
-        </w:rPr>
-        <w:t>ξανδρος ὁ πολυ</w:t>
-      </w:r>
-      <w:r>
-        <w:rPr>
-          <w:rFonts w:ascii="Gentium" w:hAnsi="Gentium" w:cs="Gentium"/>
-          <w:i/>
-          <w:iCs/>
-          <w:noProof/>
-          <w:color w:val="7030A0"/>
-          <w:sz w:val="28"/>
-          <w:szCs w:val="28"/>
-        </w:rPr>
-        <w:t>ί</w:t>
-      </w:r>
-      <w:r>
-        <w:rPr>
-          <w:rFonts w:ascii="Gentium" w:hAnsi="Gentium" w:cs="Gentium"/>
-          <w:i/>
-          <w:iCs/>
-          <w:noProof/>
-          <w:color w:val="7030A0"/>
-          <w:sz w:val="28"/>
-          <w:szCs w:val="28"/>
-        </w:rPr>
-        <w:t>στωρ λ</w:t>
-      </w:r>
-      <w:r>
-        <w:rPr>
-          <w:rFonts w:ascii="Gentium" w:hAnsi="Gentium" w:cs="Gentium"/>
-          <w:i/>
-          <w:iCs/>
-          <w:noProof/>
-          <w:color w:val="7030A0"/>
-          <w:sz w:val="28"/>
-          <w:szCs w:val="28"/>
-        </w:rPr>
-        <w:t>έ</w:t>
-      </w:r>
-      <w:r>
-        <w:rPr>
-          <w:rFonts w:ascii="Gentium" w:hAnsi="Gentium" w:cs="Gentium"/>
-          <w:i/>
-          <w:iCs/>
-          <w:noProof/>
-          <w:color w:val="7030A0"/>
-          <w:sz w:val="28"/>
-          <w:szCs w:val="28"/>
-        </w:rPr>
-        <w:t>γων οὕτως· Κλε</w:t>
-      </w:r>
-      <w:r>
-        <w:rPr>
-          <w:rFonts w:ascii="Gentium" w:hAnsi="Gentium" w:cs="Gentium"/>
-          <w:i/>
-          <w:iCs/>
-          <w:noProof/>
-          <w:color w:val="7030A0"/>
-          <w:sz w:val="28"/>
-          <w:szCs w:val="28"/>
-        </w:rPr>
-        <w:t>ό</w:t>
-      </w:r>
-      <w:r>
-        <w:rPr>
-          <w:rFonts w:ascii="Gentium" w:hAnsi="Gentium" w:cs="Gentium"/>
-          <w:i/>
-          <w:iCs/>
-          <w:noProof/>
-          <w:color w:val="7030A0"/>
-          <w:sz w:val="28"/>
-          <w:szCs w:val="28"/>
-        </w:rPr>
-        <w:t>δημος δ</w:t>
-      </w:r>
-      <w:r>
-        <w:rPr>
-          <w:rFonts w:ascii="Gentium" w:hAnsi="Gentium" w:cs="Gentium"/>
-          <w:i/>
-          <w:iCs/>
-          <w:noProof/>
-          <w:color w:val="7030A0"/>
-          <w:sz w:val="28"/>
-          <w:szCs w:val="28"/>
-        </w:rPr>
-        <w:t>έ</w:t>
-      </w:r>
-      <w:r>
-        <w:rPr>
-          <w:rFonts w:ascii="Gentium" w:hAnsi="Gentium" w:cs="Gentium"/>
-          <w:i/>
-          <w:iCs/>
-          <w:noProof/>
-          <w:color w:val="7030A0"/>
-          <w:sz w:val="28"/>
-          <w:szCs w:val="28"/>
-        </w:rPr>
-        <w:t xml:space="preserve"> φησιν ὁ προφ</w:t>
-      </w:r>
-      <w:r>
-        <w:rPr>
-          <w:rFonts w:ascii="Gentium" w:hAnsi="Gentium" w:cs="Gentium"/>
-          <w:i/>
-          <w:iCs/>
-          <w:noProof/>
-          <w:color w:val="7030A0"/>
-          <w:sz w:val="28"/>
-          <w:szCs w:val="28"/>
-        </w:rPr>
-        <w:t>ή</w:t>
-      </w:r>
-      <w:r>
-        <w:rPr>
-          <w:rFonts w:ascii="Gentium" w:hAnsi="Gentium" w:cs="Gentium"/>
-          <w:i/>
-          <w:iCs/>
-          <w:noProof/>
-          <w:color w:val="7030A0"/>
-          <w:sz w:val="28"/>
-          <w:szCs w:val="28"/>
-        </w:rPr>
-        <w:t>της ὁ καὶ Μ</w:t>
-      </w:r>
-      <w:r>
-        <w:rPr>
-          <w:rFonts w:ascii="Gentium" w:hAnsi="Gentium" w:cs="Gentium"/>
-          <w:i/>
-          <w:iCs/>
-          <w:noProof/>
-          <w:color w:val="7030A0"/>
-          <w:sz w:val="28"/>
-          <w:szCs w:val="28"/>
-        </w:rPr>
-        <w:t>ά</w:t>
-      </w:r>
-      <w:r>
-        <w:rPr>
-          <w:rFonts w:ascii="Gentium" w:hAnsi="Gentium" w:cs="Gentium"/>
-          <w:i/>
-          <w:iCs/>
-          <w:noProof/>
-          <w:color w:val="7030A0"/>
-          <w:sz w:val="28"/>
-          <w:szCs w:val="28"/>
-        </w:rPr>
-        <w:t>λχος ἱστορῶν τὰ περὶ Ἰουδα</w:t>
-      </w:r>
-      <w:r>
-        <w:rPr>
-          <w:rFonts w:ascii="Gentium" w:hAnsi="Gentium" w:cs="Gentium"/>
-          <w:i/>
-          <w:iCs/>
-          <w:noProof/>
-          <w:color w:val="7030A0"/>
-          <w:sz w:val="28"/>
-          <w:szCs w:val="28"/>
-        </w:rPr>
-        <w:t>ί</w:t>
-      </w:r>
-      <w:r>
-        <w:rPr>
-          <w:rFonts w:ascii="Gentium" w:hAnsi="Gentium" w:cs="Gentium"/>
-          <w:i/>
-          <w:iCs/>
-          <w:noProof/>
-          <w:color w:val="7030A0"/>
-          <w:sz w:val="28"/>
-          <w:szCs w:val="28"/>
-        </w:rPr>
-        <w:t>ων, καθὼς καὶ Μωυσῆς ἱστ</w:t>
-      </w:r>
-      <w:r>
-        <w:rPr>
-          <w:rFonts w:ascii="Gentium" w:hAnsi="Gentium" w:cs="Gentium"/>
-          <w:i/>
-          <w:iCs/>
-          <w:noProof/>
-          <w:color w:val="7030A0"/>
-          <w:sz w:val="28"/>
-          <w:szCs w:val="28"/>
-        </w:rPr>
-        <w:t>ό</w:t>
-      </w:r>
-      <w:r>
-        <w:rPr>
-          <w:rFonts w:ascii="Gentium" w:hAnsi="Gentium" w:cs="Gentium"/>
-          <w:i/>
-          <w:iCs/>
-          <w:noProof/>
-          <w:color w:val="7030A0"/>
-          <w:sz w:val="28"/>
-          <w:szCs w:val="28"/>
-        </w:rPr>
-        <w:t>ρησεν ὁ νομοθ</w:t>
-      </w:r>
-      <w:r>
-        <w:rPr>
-          <w:rFonts w:ascii="Gentium" w:hAnsi="Gentium" w:cs="Gentium"/>
-          <w:i/>
-          <w:iCs/>
-          <w:noProof/>
-          <w:color w:val="7030A0"/>
-          <w:sz w:val="28"/>
-          <w:szCs w:val="28"/>
-        </w:rPr>
-        <w:t>έ</w:t>
-      </w:r>
-      <w:r>
-        <w:rPr>
-          <w:rFonts w:ascii="Gentium" w:hAnsi="Gentium" w:cs="Gentium"/>
-          <w:i/>
-          <w:iCs/>
-          <w:noProof/>
-          <w:color w:val="7030A0"/>
-          <w:sz w:val="28"/>
-          <w:szCs w:val="28"/>
-        </w:rPr>
-        <w:t>της αὐτῶν, ὅτι ἐκ τῆς Κατο</w:t>
-      </w:r>
-      <w:r>
-        <w:rPr>
-          <w:rFonts w:ascii="Gentium" w:hAnsi="Gentium" w:cs="Gentium"/>
-          <w:i/>
-          <w:iCs/>
-          <w:noProof/>
-          <w:color w:val="7030A0"/>
-          <w:sz w:val="28"/>
-          <w:szCs w:val="28"/>
-        </w:rPr>
-        <w:t>ύ</w:t>
-      </w:r>
-      <w:r>
-        <w:rPr>
-          <w:rFonts w:ascii="Gentium" w:hAnsi="Gentium" w:cs="Gentium"/>
-          <w:i/>
-          <w:iCs/>
-          <w:noProof/>
-          <w:color w:val="7030A0"/>
-          <w:sz w:val="28"/>
-          <w:szCs w:val="28"/>
-        </w:rPr>
-        <w:t>ρας Ἁβρ</w:t>
-      </w:r>
-      <w:r>
-        <w:rPr>
-          <w:rFonts w:ascii="Gentium" w:hAnsi="Gentium" w:cs="Gentium"/>
-          <w:i/>
-          <w:iCs/>
-          <w:noProof/>
-          <w:color w:val="7030A0"/>
-          <w:sz w:val="28"/>
-          <w:szCs w:val="28"/>
-        </w:rPr>
-        <w:t>ά</w:t>
-      </w:r>
-      <w:r>
-        <w:rPr>
-          <w:rFonts w:ascii="Gentium" w:hAnsi="Gentium" w:cs="Gentium"/>
-          <w:i/>
-          <w:iCs/>
-          <w:noProof/>
-          <w:color w:val="7030A0"/>
-          <w:sz w:val="28"/>
-          <w:szCs w:val="28"/>
-        </w:rPr>
-        <w:t>μῳ ἐγ</w:t>
-      </w:r>
-      <w:r>
-        <w:rPr>
-          <w:rFonts w:ascii="Gentium" w:hAnsi="Gentium" w:cs="Gentium"/>
-          <w:i/>
-          <w:iCs/>
-          <w:noProof/>
-          <w:color w:val="7030A0"/>
-          <w:sz w:val="28"/>
-          <w:szCs w:val="28"/>
-        </w:rPr>
-        <w:t>έ</w:t>
-      </w:r>
-      <w:r>
-        <w:rPr>
-          <w:rFonts w:ascii="Gentium" w:hAnsi="Gentium" w:cs="Gentium"/>
-          <w:i/>
-          <w:iCs/>
-          <w:noProof/>
-          <w:color w:val="7030A0"/>
-          <w:sz w:val="28"/>
-          <w:szCs w:val="28"/>
-        </w:rPr>
-        <w:t>νοντο παῖδες ἱκανο</w:t>
-      </w:r>
-      <w:r>
-        <w:rPr>
-          <w:rFonts w:ascii="Gentium" w:hAnsi="Gentium" w:cs="Gentium"/>
-          <w:i/>
-          <w:iCs/>
-          <w:noProof/>
-          <w:color w:val="7030A0"/>
-          <w:sz w:val="28"/>
-          <w:szCs w:val="28"/>
-        </w:rPr>
-        <w:t>ί</w:t>
-      </w:r>
-      <w:r>
-        <w:rPr>
-          <w:rFonts w:ascii="Gentium" w:hAnsi="Gentium" w:cs="Gentium"/>
-          <w:i/>
-          <w:iCs/>
-          <w:noProof/>
-          <w:color w:val="7030A0"/>
-          <w:sz w:val="28"/>
-          <w:szCs w:val="28"/>
-        </w:rPr>
-        <w:t xml:space="preserve">. </w:t>
+        <w:t xml:space="preserve">μαρτυρεῖ δέ μου τῷ λόγῳ Ἀλέξανδρος ὁ πολυίστωρ λέγων οὕτως· Κλεόδημος δέ φησιν ὁ προφήτης ὁ καὶ Μάλχος ἱστορῶν τὰ περὶ Ἰουδαίων, καθὼς καὶ Μωυσῆς ἱστόρησεν ὁ νομοθέτης αὐτῶν, ὅτι ἐκ τῆς Κατούρας Ἁβράμῳ ἐγένοντο παῖδες ἱκανοί. </w:t>
       </w:r>
       <w:r>
         <w:rPr>
@@ -956,7 +292,6 @@
           <w:bCs/>
           <w:i/>
           <w:iCs/>
-          <w:noProof/>
           <w:color w:val="EE0000"/>
           <w:sz w:val="28"/>
           <w:szCs w:val="28"/>
@@ -969,7 +304,6 @@
           <w:rFonts w:ascii="Gentium" w:hAnsi="Gentium" w:cs="Gentium"/>
           <w:i/>
           <w:iCs/>
-          <w:noProof/>
           <w:color w:val="EE0000"/>
           <w:sz w:val="28"/>
           <w:szCs w:val="28"/>
@@ -981,636 +315,11 @@
           <w:rFonts w:ascii="Gentium" w:hAnsi="Gentium" w:cs="Gentium"/>
           <w:i/>
           <w:iCs/>
-          <w:noProof/>
           <w:color w:val="7030A0"/>
           <w:sz w:val="28"/>
           <w:szCs w:val="28"/>
         </w:rPr>
-        <w:t>λ</w:t>
-      </w:r>
-      <w:r>
-        <w:rPr>
-          <w:rFonts w:ascii="Gentium" w:hAnsi="Gentium" w:cs="Gentium"/>
-          <w:i/>
-          <w:iCs/>
-          <w:noProof/>
-          <w:color w:val="7030A0"/>
-          <w:sz w:val="28"/>
-          <w:szCs w:val="28"/>
-        </w:rPr>
-        <w:t>έ</w:t>
-      </w:r>
-      <w:r>
-        <w:rPr>
-          <w:rFonts w:ascii="Gentium" w:hAnsi="Gentium" w:cs="Gentium"/>
-          <w:i/>
-          <w:iCs/>
-          <w:noProof/>
-          <w:color w:val="7030A0"/>
-          <w:sz w:val="28"/>
-          <w:szCs w:val="28"/>
-        </w:rPr>
-        <w:t>γει δὲ αὐτῶν καὶ τὰ ὀν</w:t>
-      </w:r>
-      <w:r>
-        <w:rPr>
-          <w:rFonts w:ascii="Gentium" w:hAnsi="Gentium" w:cs="Gentium"/>
-          <w:i/>
-          <w:iCs/>
-          <w:noProof/>
-          <w:color w:val="7030A0"/>
-          <w:sz w:val="28"/>
-          <w:szCs w:val="28"/>
-        </w:rPr>
-        <w:t>ό</w:t>
-      </w:r>
-      <w:r>
-        <w:rPr>
-          <w:rFonts w:ascii="Gentium" w:hAnsi="Gentium" w:cs="Gentium"/>
-          <w:i/>
-          <w:iCs/>
-          <w:noProof/>
-          <w:color w:val="7030A0"/>
-          <w:sz w:val="28"/>
-          <w:szCs w:val="28"/>
-        </w:rPr>
-        <w:t>ματα ὀνομ</w:t>
-      </w:r>
-      <w:r>
-        <w:rPr>
-          <w:rFonts w:ascii="Gentium" w:hAnsi="Gentium" w:cs="Gentium"/>
-          <w:i/>
-          <w:iCs/>
-          <w:noProof/>
-          <w:color w:val="7030A0"/>
-          <w:sz w:val="28"/>
-          <w:szCs w:val="28"/>
-        </w:rPr>
-        <w:t>ά</w:t>
-      </w:r>
-      <w:r>
-        <w:rPr>
-          <w:rFonts w:ascii="Gentium" w:hAnsi="Gentium" w:cs="Gentium"/>
-          <w:i/>
-          <w:iCs/>
-          <w:noProof/>
-          <w:color w:val="7030A0"/>
-          <w:sz w:val="28"/>
-          <w:szCs w:val="28"/>
-        </w:rPr>
-        <w:t>ζων τρεῖς Ἰαφ</w:t>
-      </w:r>
-      <w:r>
-        <w:rPr>
-          <w:rFonts w:ascii="Gentium" w:hAnsi="Gentium" w:cs="Gentium"/>
-          <w:i/>
-          <w:iCs/>
-          <w:noProof/>
-          <w:color w:val="7030A0"/>
-          <w:sz w:val="28"/>
-          <w:szCs w:val="28"/>
-        </w:rPr>
-        <w:t>έ</w:t>
-      </w:r>
-      <w:r>
-        <w:rPr>
-          <w:rFonts w:ascii="Gentium" w:hAnsi="Gentium" w:cs="Gentium"/>
-          <w:i/>
-          <w:iCs/>
-          <w:noProof/>
-          <w:color w:val="7030A0"/>
-          <w:sz w:val="28"/>
-          <w:szCs w:val="28"/>
-        </w:rPr>
-        <w:t>ραν Σο</w:t>
-      </w:r>
-      <w:r>
-        <w:rPr>
-          <w:rFonts w:ascii="Gentium" w:hAnsi="Gentium" w:cs="Gentium"/>
-          <w:i/>
-          <w:iCs/>
-          <w:noProof/>
-          <w:color w:val="7030A0"/>
-          <w:sz w:val="28"/>
-          <w:szCs w:val="28"/>
-        </w:rPr>
-        <w:t>ύ</w:t>
-      </w:r>
-      <w:r>
-        <w:rPr>
-          <w:rFonts w:ascii="Gentium" w:hAnsi="Gentium" w:cs="Gentium"/>
-          <w:i/>
-          <w:iCs/>
-          <w:noProof/>
-          <w:color w:val="7030A0"/>
-          <w:sz w:val="28"/>
-          <w:szCs w:val="28"/>
-        </w:rPr>
-        <w:t>ρην Ἰαφρ</w:t>
-      </w:r>
-      <w:r>
-        <w:rPr>
-          <w:rFonts w:ascii="Gentium" w:hAnsi="Gentium" w:cs="Gentium"/>
-          <w:i/>
-          <w:iCs/>
-          <w:noProof/>
-          <w:color w:val="7030A0"/>
-          <w:sz w:val="28"/>
-          <w:szCs w:val="28"/>
-        </w:rPr>
-        <w:t>ά</w:t>
-      </w:r>
-      <w:r>
-        <w:rPr>
-          <w:rFonts w:ascii="Gentium" w:hAnsi="Gentium" w:cs="Gentium"/>
-          <w:i/>
-          <w:iCs/>
-          <w:noProof/>
-          <w:color w:val="7030A0"/>
-          <w:sz w:val="28"/>
-          <w:szCs w:val="28"/>
-        </w:rPr>
-        <w:t>ν. ἀπὸ Σο</w:t>
-      </w:r>
-      <w:r>
-        <w:rPr>
-          <w:rFonts w:ascii="Gentium" w:hAnsi="Gentium" w:cs="Gentium"/>
-          <w:i/>
-          <w:iCs/>
-          <w:noProof/>
-          <w:color w:val="7030A0"/>
-          <w:sz w:val="28"/>
-          <w:szCs w:val="28"/>
-        </w:rPr>
-        <w:t>ύ</w:t>
-      </w:r>
-      <w:r>
-        <w:rPr>
-          <w:rFonts w:ascii="Gentium" w:hAnsi="Gentium" w:cs="Gentium"/>
-          <w:i/>
-          <w:iCs/>
-          <w:noProof/>
-          <w:color w:val="7030A0"/>
-          <w:sz w:val="28"/>
-          <w:szCs w:val="28"/>
-        </w:rPr>
-        <w:t>ρου μὲν τὴν Ἀσσυρ</w:t>
-      </w:r>
-      <w:r>
-        <w:rPr>
-          <w:rFonts w:ascii="Gentium" w:hAnsi="Gentium" w:cs="Gentium"/>
-          <w:i/>
-          <w:iCs/>
-          <w:noProof/>
-          <w:color w:val="7030A0"/>
-          <w:sz w:val="28"/>
-          <w:szCs w:val="28"/>
-        </w:rPr>
-        <w:t>ί</w:t>
-      </w:r>
-      <w:r>
-        <w:rPr>
-          <w:rFonts w:ascii="Gentium" w:hAnsi="Gentium" w:cs="Gentium"/>
-          <w:i/>
-          <w:iCs/>
-          <w:noProof/>
-          <w:color w:val="7030A0"/>
-          <w:sz w:val="28"/>
-          <w:szCs w:val="28"/>
-        </w:rPr>
-        <w:t>αν κεκλῆσθαι, ἀπὸ δὲ τῶν δ</w:t>
-      </w:r>
-      <w:r>
-        <w:rPr>
-          <w:rFonts w:ascii="Gentium" w:hAnsi="Gentium" w:cs="Gentium"/>
-          <w:i/>
-          <w:iCs/>
-          <w:noProof/>
-          <w:color w:val="7030A0"/>
-          <w:sz w:val="28"/>
-          <w:szCs w:val="28"/>
-        </w:rPr>
-        <w:t>ύ</w:t>
-      </w:r>
-      <w:r>
-        <w:rPr>
-          <w:rFonts w:ascii="Gentium" w:hAnsi="Gentium" w:cs="Gentium"/>
-          <w:i/>
-          <w:iCs/>
-          <w:noProof/>
-          <w:color w:val="7030A0"/>
-          <w:sz w:val="28"/>
-          <w:szCs w:val="28"/>
-        </w:rPr>
-        <w:t>ο Ἰαφρᾶ τε καὶ Ἰαφ</w:t>
-      </w:r>
-      <w:r>
-        <w:rPr>
-          <w:rFonts w:ascii="Gentium" w:hAnsi="Gentium" w:cs="Gentium"/>
-          <w:i/>
-          <w:iCs/>
-          <w:noProof/>
-          <w:color w:val="7030A0"/>
-          <w:sz w:val="28"/>
-          <w:szCs w:val="28"/>
-        </w:rPr>
-        <w:t>έ</w:t>
-      </w:r>
-      <w:r>
-        <w:rPr>
-          <w:rFonts w:ascii="Gentium" w:hAnsi="Gentium" w:cs="Gentium"/>
-          <w:i/>
-          <w:iCs/>
-          <w:noProof/>
-          <w:color w:val="7030A0"/>
-          <w:sz w:val="28"/>
-          <w:szCs w:val="28"/>
-        </w:rPr>
-        <w:t>ρου, π</w:t>
-      </w:r>
-      <w:r>
-        <w:rPr>
-          <w:rFonts w:ascii="Gentium" w:hAnsi="Gentium" w:cs="Gentium"/>
-          <w:i/>
-          <w:iCs/>
-          <w:noProof/>
-          <w:color w:val="7030A0"/>
-          <w:sz w:val="28"/>
-          <w:szCs w:val="28"/>
-        </w:rPr>
-        <w:t>ό</w:t>
-      </w:r>
-      <w:r>
-        <w:rPr>
-          <w:rFonts w:ascii="Gentium" w:hAnsi="Gentium" w:cs="Gentium"/>
-          <w:i/>
-          <w:iCs/>
-          <w:noProof/>
-          <w:color w:val="7030A0"/>
-          <w:sz w:val="28"/>
-          <w:szCs w:val="28"/>
-        </w:rPr>
-        <w:t>λιν τε Ἐφρᾶν καὶ τὴν χ</w:t>
-      </w:r>
-      <w:r>
-        <w:rPr>
-          <w:rFonts w:ascii="Gentium" w:hAnsi="Gentium" w:cs="Gentium"/>
-          <w:i/>
-          <w:iCs/>
-          <w:noProof/>
-          <w:color w:val="7030A0"/>
-          <w:sz w:val="28"/>
-          <w:szCs w:val="28"/>
-        </w:rPr>
-        <w:t>ώ</w:t>
-      </w:r>
-      <w:r>
-        <w:rPr>
-          <w:rFonts w:ascii="Gentium" w:hAnsi="Gentium" w:cs="Gentium"/>
-          <w:i/>
-          <w:iCs/>
-          <w:noProof/>
-          <w:color w:val="7030A0"/>
-          <w:sz w:val="28"/>
-          <w:szCs w:val="28"/>
-        </w:rPr>
-        <w:t>ραν Ἀφρικὰ ὀνομασθῆναι. το</w:t>
-      </w:r>
-      <w:r>
-        <w:rPr>
-          <w:rFonts w:ascii="Gentium" w:hAnsi="Gentium" w:cs="Gentium"/>
-          <w:i/>
-          <w:iCs/>
-          <w:noProof/>
-          <w:color w:val="7030A0"/>
-          <w:sz w:val="28"/>
-          <w:szCs w:val="28"/>
-        </w:rPr>
-        <w:t>ύ</w:t>
-      </w:r>
-      <w:r>
-        <w:rPr>
-          <w:rFonts w:ascii="Gentium" w:hAnsi="Gentium" w:cs="Gentium"/>
-          <w:i/>
-          <w:iCs/>
-          <w:noProof/>
-          <w:color w:val="7030A0"/>
-          <w:sz w:val="28"/>
-          <w:szCs w:val="28"/>
-        </w:rPr>
-        <w:t>τους γὰρ Ἡρακλεῖ συστρατεῦσαι ἐπὶ Λιβ</w:t>
-      </w:r>
-      <w:r>
-        <w:rPr>
-          <w:rFonts w:ascii="Gentium" w:hAnsi="Gentium" w:cs="Gentium"/>
-          <w:i/>
-          <w:iCs/>
-          <w:noProof/>
-          <w:color w:val="7030A0"/>
-          <w:sz w:val="28"/>
-          <w:szCs w:val="28"/>
-        </w:rPr>
-        <w:t>ύ</w:t>
-      </w:r>
-      <w:r>
-        <w:rPr>
-          <w:rFonts w:ascii="Gentium" w:hAnsi="Gentium" w:cs="Gentium"/>
-          <w:i/>
-          <w:iCs/>
-          <w:noProof/>
-          <w:color w:val="7030A0"/>
-          <w:sz w:val="28"/>
-          <w:szCs w:val="28"/>
-        </w:rPr>
-        <w:t>ην καὶ Ἀνταῖον· γ</w:t>
-      </w:r>
-      <w:r>
-        <w:rPr>
-          <w:rFonts w:ascii="Gentium" w:hAnsi="Gentium" w:cs="Gentium"/>
-          <w:i/>
-          <w:iCs/>
-          <w:noProof/>
-          <w:color w:val="7030A0"/>
-          <w:sz w:val="28"/>
-          <w:szCs w:val="28"/>
-        </w:rPr>
-        <w:t>ή</w:t>
-      </w:r>
-      <w:r>
-        <w:rPr>
-          <w:rFonts w:ascii="Gentium" w:hAnsi="Gentium" w:cs="Gentium"/>
-          <w:i/>
-          <w:iCs/>
-          <w:noProof/>
-          <w:color w:val="7030A0"/>
-          <w:sz w:val="28"/>
-          <w:szCs w:val="28"/>
-        </w:rPr>
-        <w:t>μαντ</w:t>
-      </w:r>
-      <w:r>
-        <w:rPr>
-          <w:rFonts w:ascii="Gentium" w:hAnsi="Gentium" w:cs="Gentium"/>
-          <w:i/>
-          <w:iCs/>
-          <w:noProof/>
-          <w:color w:val="7030A0"/>
-          <w:sz w:val="28"/>
-          <w:szCs w:val="28"/>
-        </w:rPr>
-        <w:t>ά</w:t>
-      </w:r>
-      <w:r>
-        <w:rPr>
-          <w:rFonts w:ascii="Gentium" w:hAnsi="Gentium" w:cs="Gentium"/>
-          <w:i/>
-          <w:iCs/>
-          <w:noProof/>
-          <w:color w:val="7030A0"/>
-          <w:sz w:val="28"/>
-          <w:szCs w:val="28"/>
-        </w:rPr>
-        <w:t xml:space="preserve"> τε τὴν Ἀφρ</w:t>
-      </w:r>
-      <w:r>
-        <w:rPr>
-          <w:rFonts w:ascii="Gentium" w:hAnsi="Gentium" w:cs="Gentium"/>
-          <w:i/>
-          <w:iCs/>
-          <w:noProof/>
-          <w:color w:val="7030A0"/>
-          <w:sz w:val="28"/>
-          <w:szCs w:val="28"/>
-        </w:rPr>
-        <w:t>ά</w:t>
-      </w:r>
-      <w:r>
-        <w:rPr>
-          <w:rFonts w:ascii="Gentium" w:hAnsi="Gentium" w:cs="Gentium"/>
-          <w:i/>
-          <w:iCs/>
-          <w:noProof/>
-          <w:color w:val="7030A0"/>
-          <w:sz w:val="28"/>
-          <w:szCs w:val="28"/>
-        </w:rPr>
-        <w:t>νου θυγατ</w:t>
-      </w:r>
-      <w:r>
-        <w:rPr>
-          <w:rFonts w:ascii="Gentium" w:hAnsi="Gentium" w:cs="Gentium"/>
-          <w:i/>
-          <w:iCs/>
-          <w:noProof/>
-          <w:color w:val="7030A0"/>
-          <w:sz w:val="28"/>
-          <w:szCs w:val="28"/>
-        </w:rPr>
-        <w:t>έ</w:t>
-      </w:r>
-      <w:r>
-        <w:rPr>
-          <w:rFonts w:ascii="Gentium" w:hAnsi="Gentium" w:cs="Gentium"/>
-          <w:i/>
-          <w:iCs/>
-          <w:noProof/>
-          <w:color w:val="7030A0"/>
-          <w:sz w:val="28"/>
-          <w:szCs w:val="28"/>
-        </w:rPr>
-        <w:t>ρα Ἡρακλ</w:t>
-      </w:r>
-      <w:r>
-        <w:rPr>
-          <w:rFonts w:ascii="Gentium" w:hAnsi="Gentium" w:cs="Gentium"/>
-          <w:i/>
-          <w:iCs/>
-          <w:noProof/>
-          <w:color w:val="7030A0"/>
-          <w:sz w:val="28"/>
-          <w:szCs w:val="28"/>
-        </w:rPr>
-        <w:t>έ</w:t>
-      </w:r>
-      <w:r>
-        <w:rPr>
-          <w:rFonts w:ascii="Gentium" w:hAnsi="Gentium" w:cs="Gentium"/>
-          <w:i/>
-          <w:iCs/>
-          <w:noProof/>
-          <w:color w:val="7030A0"/>
-          <w:sz w:val="28"/>
-          <w:szCs w:val="28"/>
-        </w:rPr>
-        <w:t>α γεννῆσαι υἱὸν ἐξ αὐτῆς Δ</w:t>
-      </w:r>
-      <w:r>
-        <w:rPr>
-          <w:rFonts w:ascii="Gentium" w:hAnsi="Gentium" w:cs="Gentium"/>
-          <w:i/>
-          <w:iCs/>
-          <w:noProof/>
-          <w:color w:val="7030A0"/>
-          <w:sz w:val="28"/>
-          <w:szCs w:val="28"/>
-        </w:rPr>
-        <w:t>ί</w:t>
-      </w:r>
-      <w:r>
-        <w:rPr>
-          <w:rFonts w:ascii="Gentium" w:hAnsi="Gentium" w:cs="Gentium"/>
-          <w:i/>
-          <w:iCs/>
-          <w:noProof/>
-          <w:color w:val="7030A0"/>
-          <w:sz w:val="28"/>
-          <w:szCs w:val="28"/>
-        </w:rPr>
-        <w:t>δωρον· το</w:t>
-      </w:r>
-      <w:r>
-        <w:rPr>
-          <w:rFonts w:ascii="Gentium" w:hAnsi="Gentium" w:cs="Gentium"/>
-          <w:i/>
-          <w:iCs/>
-          <w:noProof/>
-          <w:color w:val="7030A0"/>
-          <w:sz w:val="28"/>
-          <w:szCs w:val="28"/>
-        </w:rPr>
-        <w:t>ύ</w:t>
-      </w:r>
-      <w:r>
-        <w:rPr>
-          <w:rFonts w:ascii="Gentium" w:hAnsi="Gentium" w:cs="Gentium"/>
-          <w:i/>
-          <w:iCs/>
-          <w:noProof/>
-          <w:color w:val="7030A0"/>
-          <w:sz w:val="28"/>
-          <w:szCs w:val="28"/>
-        </w:rPr>
-        <w:t>του δὲ γεν</w:t>
-      </w:r>
-      <w:r>
-        <w:rPr>
-          <w:rFonts w:ascii="Gentium" w:hAnsi="Gentium" w:cs="Gentium"/>
-          <w:i/>
-          <w:iCs/>
-          <w:noProof/>
-          <w:color w:val="7030A0"/>
-          <w:sz w:val="28"/>
-          <w:szCs w:val="28"/>
-        </w:rPr>
-        <w:t>έ</w:t>
-      </w:r>
-      <w:r>
-        <w:rPr>
-          <w:rFonts w:ascii="Gentium" w:hAnsi="Gentium" w:cs="Gentium"/>
-          <w:i/>
-          <w:iCs/>
-          <w:noProof/>
-          <w:color w:val="7030A0"/>
-          <w:sz w:val="28"/>
-          <w:szCs w:val="28"/>
-        </w:rPr>
-        <w:t>σθαι Σ</w:t>
-      </w:r>
-      <w:r>
-        <w:rPr>
-          <w:rFonts w:ascii="Gentium" w:hAnsi="Gentium" w:cs="Gentium"/>
-          <w:i/>
-          <w:iCs/>
-          <w:noProof/>
-          <w:color w:val="7030A0"/>
-          <w:sz w:val="28"/>
-          <w:szCs w:val="28"/>
-        </w:rPr>
-        <w:t>ό</w:t>
-      </w:r>
-      <w:r>
-        <w:rPr>
-          <w:rFonts w:ascii="Gentium" w:hAnsi="Gentium" w:cs="Gentium"/>
-          <w:i/>
-          <w:iCs/>
-          <w:noProof/>
-          <w:color w:val="7030A0"/>
-          <w:sz w:val="28"/>
-          <w:szCs w:val="28"/>
-        </w:rPr>
-        <w:t>φωνα, ἀφ᾽ οὗ τοὺς βαρβ</w:t>
-      </w:r>
-      <w:r>
-        <w:rPr>
-          <w:rFonts w:ascii="Gentium" w:hAnsi="Gentium" w:cs="Gentium"/>
-          <w:i/>
-          <w:iCs/>
-          <w:noProof/>
-          <w:color w:val="7030A0"/>
-          <w:sz w:val="28"/>
-          <w:szCs w:val="28"/>
-        </w:rPr>
-        <w:t>ά</w:t>
-      </w:r>
-      <w:r>
-        <w:rPr>
-          <w:rFonts w:ascii="Gentium" w:hAnsi="Gentium" w:cs="Gentium"/>
-          <w:i/>
-          <w:iCs/>
-          <w:noProof/>
-          <w:color w:val="7030A0"/>
-          <w:sz w:val="28"/>
-          <w:szCs w:val="28"/>
-        </w:rPr>
-        <w:t>ρους Σ</w:t>
-      </w:r>
-      <w:r>
-        <w:rPr>
-          <w:rFonts w:ascii="Gentium" w:hAnsi="Gentium" w:cs="Gentium"/>
-          <w:i/>
-          <w:iCs/>
-          <w:noProof/>
-          <w:color w:val="7030A0"/>
-          <w:sz w:val="28"/>
-          <w:szCs w:val="28"/>
-        </w:rPr>
-        <w:t>ό</w:t>
-      </w:r>
-      <w:r>
-        <w:rPr>
-          <w:rFonts w:ascii="Gentium" w:hAnsi="Gentium" w:cs="Gentium"/>
-          <w:i/>
-          <w:iCs/>
-          <w:noProof/>
-          <w:color w:val="7030A0"/>
-          <w:sz w:val="28"/>
-          <w:szCs w:val="28"/>
-        </w:rPr>
-        <w:t>φακας λ</w:t>
-      </w:r>
-      <w:r>
-        <w:rPr>
-          <w:rFonts w:ascii="Gentium" w:hAnsi="Gentium" w:cs="Gentium"/>
-          <w:i/>
-          <w:iCs/>
-          <w:noProof/>
-          <w:color w:val="7030A0"/>
-          <w:sz w:val="28"/>
-          <w:szCs w:val="28"/>
-        </w:rPr>
-        <w:t>έ</w:t>
-      </w:r>
-      <w:r>
-        <w:rPr>
-          <w:rFonts w:ascii="Gentium" w:hAnsi="Gentium" w:cs="Gentium"/>
-          <w:i/>
-          <w:iCs/>
-          <w:noProof/>
-          <w:color w:val="7030A0"/>
-          <w:sz w:val="28"/>
-          <w:szCs w:val="28"/>
-        </w:rPr>
-        <w:t>γεσθαι.</w:t>
+        <w:t>λέγει δὲ αὐτῶν καὶ τὰ ὀνόματα ὀνομάζων τρεῖς Ἰαφέραν Σούρην Ἰαφράν. ἀπὸ Σούρου μὲν τὴν Ἀσσυρίαν κεκλῆσθαι, ἀπὸ δὲ τῶν δύο Ἰαφρᾶ τε καὶ Ἰαφέρου, πόλιν τε Ἐφρᾶν καὶ τὴν χώραν Ἀφρικὰ ὀνομασθῆναι. τούτους γὰρ Ἡρακλεῖ συστρατεῦσαι ἐπὶ Λιβύην καὶ Ἀνταῖον· γήμαντά τε τὴν Ἀφράνου θυγατέρα Ἡρακλέα γεννῆσαι υἱὸν ἐξ αὐτῆς Δίδωρον· τούτου δὲ γενέσθαι Σόφωνα, ἀφ᾽ οὗ τοὺς βαρβάρους Σόφακας λέγεσθαι.</w:t>
       </w:r>
     </w:p>
     <w:p>
@@ -1621,11 +330,36 @@
         <w:jc w:val="center"/>
         <w:rPr>
           <w:rFonts w:ascii="Gentium" w:hAnsi="Gentium" w:cs="Gentium"/>
+          <w:i/>
+          <w:iCs/>
+          <w:sz w:val="26"/>
+          <w:szCs w:val="26"/>
+          <w:u w:color="00B050"/>
+        </w:rPr>
+      </w:pPr>
+      <w:r>
+        <w:rPr>
+          <w:rFonts w:ascii="Gentium" w:hAnsi="Gentium" w:cs="Gentium"/>
+          <w:i/>
+          <w:iCs/>
+          <w:sz w:val="26"/>
+          <w:szCs w:val="26"/>
+          <w:u w:color="00B050"/>
+        </w:rPr>
+        <w:t>Eusebius, Praep. Evang. 9.20.2-4</w:t>
+      </w:r>
+    </w:p>
+    <w:p>
+      <w:pPr>
+        <w:keepNext/>
+        <w:widowControl w:val="0"/>
+        <w:jc w:val="center"/>
+        <w:rPr>
+          <w:rFonts w:ascii="Gentium" w:hAnsi="Gentium" w:cs="Gentium"/>
           <w:b/>
           <w:bCs/>
           <w:i/>
           <w:iCs/>
-          <w:noProof/>
           <w:sz w:val="32"/>
           <w:szCs w:val="32"/>
           <w:u w:val="single" w:color="00B050"/>
@@ -1636,12 +370,12 @@
           <w:rFonts w:ascii="Gentium" w:hAnsi="Gentium" w:cs="Gentium"/>
           <w:i/>
           <w:iCs/>
-          <w:noProof/>
+          <w:color w:val="3A7C22" w:themeColor="accent6" w:themeShade="BF"/>
           <w:sz w:val="26"/>
           <w:szCs w:val="26"/>
           <w:u w:color="00B050"/>
         </w:rPr>
-        <w:t>Eusebius, Praep. Evang. 9.20.2-4</w:t>
+        <w:t>[Eusebius: Eusebii Caesariensis Opera, Volume 1-2. Dindorf, Ludwig, editor. Leipzig: Teubner, 1867.]</w:t>
       </w:r>
     </w:p>
     <w:p>
@@ -1652,7 +386,6 @@
           <w:rFonts w:ascii="Gentium" w:hAnsi="Gentium" w:cs="Gentium"/>
           <w:i/>
           <w:iCs/>
-          <w:noProof/>
           <w:color w:val="7030A0"/>
           <w:sz w:val="28"/>
           <w:szCs w:val="28"/>
@@ -1665,7 +398,6 @@
           <w:bCs/>
           <w:i/>
           <w:iCs/>
-          <w:noProof/>
           <w:color w:val="EE0000"/>
           <w:sz w:val="28"/>
           <w:szCs w:val="28"/>
@@ -1678,7 +410,6 @@
           <w:rFonts w:ascii="Gentium" w:hAnsi="Gentium" w:cs="Gentium"/>
           <w:i/>
           <w:iCs/>
-          <w:noProof/>
           <w:color w:val="EE0000"/>
           <w:sz w:val="28"/>
           <w:szCs w:val="28"/>
@@ -1690,372 +421,56 @@
           <w:rFonts w:ascii="Gentium" w:hAnsi="Gentium" w:cs="Gentium"/>
           <w:i/>
           <w:iCs/>
-          <w:noProof/>
           <w:color w:val="7030A0"/>
           <w:sz w:val="28"/>
           <w:szCs w:val="28"/>
         </w:rPr>
-        <w:t>Ταῦτα μὲν δὴ ἀπὸ τῆς προειρημ</w:t>
+        <w:t>Ταῦτα μὲν δὴ ἀπὸ τῆς προειρημένης τοῦ πολυΐστα γραφῆς. καὶ ὁ Ἰώσηπος δὲ ἐν τῇ πρώτῃ τῆς</w:t>
       </w:r>
       <w:r>
         <w:rPr>
           <w:rFonts w:ascii="Gentium" w:hAnsi="Gentium" w:cs="Gentium"/>
           <w:i/>
           <w:iCs/>
-          <w:noProof/>
           <w:color w:val="7030A0"/>
           <w:sz w:val="28"/>
           <w:szCs w:val="28"/>
-        </w:rPr>
-        <w:t>έ</w:t>
+          <w:lang w:val="en-GB"/>
+        </w:rPr>
+        <w:t xml:space="preserve"> </w:t>
       </w:r>
       <w:r>
         <w:rPr>
           <w:rFonts w:ascii="Gentium" w:hAnsi="Gentium" w:cs="Gentium"/>
           <w:i/>
           <w:iCs/>
-          <w:noProof/>
           <w:color w:val="7030A0"/>
           <w:sz w:val="28"/>
           <w:szCs w:val="28"/>
         </w:rPr>
-        <w:t>νης τοῦ Πολυ</w:t>
+        <w:t xml:space="preserve">Ἀρχαιολογίας τοῦ αὐτοῦ μνημονεύει διὰ τούτων· Λέγεται δὲ ὡς οὗτος ὁ Ἀφρὴν στρατεύσας ἐπὶ τὴν Λιβύην κατέσχεν </w:t>
       </w:r>
       <w:r>
         <w:rPr>
           <w:rFonts w:ascii="Gentium" w:hAnsi="Gentium" w:cs="Gentium"/>
           <w:i/>
           <w:iCs/>
-          <w:noProof/>
           <w:color w:val="7030A0"/>
           <w:sz w:val="28"/>
           <w:szCs w:val="28"/>
         </w:rPr>
-        <w:t>ΐ</w:t>
+        <w:t>αὐτὴν</w:t>
       </w:r>
       <w:r>
         <w:rPr>
           <w:rFonts w:ascii="Gentium" w:hAnsi="Gentium" w:cs="Gentium"/>
           <w:i/>
           <w:iCs/>
-          <w:noProof/>
           <w:color w:val="7030A0"/>
           <w:sz w:val="28"/>
           <w:szCs w:val="28"/>
         </w:rPr>
-        <w:t>στορος γραφῆς. καὶ ὁ Ἰ</w:t>
-      </w:r>
-      <w:r>
-        <w:rPr>
-          <w:rFonts w:ascii="Gentium" w:hAnsi="Gentium" w:cs="Gentium"/>
-          <w:i/>
-          <w:iCs/>
-          <w:noProof/>
-          <w:color w:val="7030A0"/>
-          <w:sz w:val="28"/>
-          <w:szCs w:val="28"/>
-        </w:rPr>
-        <w:t>ώ</w:t>
-      </w:r>
-      <w:r>
-        <w:rPr>
-          <w:rFonts w:ascii="Gentium" w:hAnsi="Gentium" w:cs="Gentium"/>
-          <w:i/>
-          <w:iCs/>
-          <w:noProof/>
-          <w:color w:val="7030A0"/>
-          <w:sz w:val="28"/>
-          <w:szCs w:val="28"/>
-        </w:rPr>
-        <w:t>σηπος δὲ ἐν τῇ πρ</w:t>
-      </w:r>
-      <w:r>
-        <w:rPr>
-          <w:rFonts w:ascii="Gentium" w:hAnsi="Gentium" w:cs="Gentium"/>
-          <w:i/>
-          <w:iCs/>
-          <w:noProof/>
-          <w:color w:val="7030A0"/>
-          <w:sz w:val="28"/>
-          <w:szCs w:val="28"/>
-        </w:rPr>
-        <w:t>ώ</w:t>
-      </w:r>
-      <w:r>
-        <w:rPr>
-          <w:rFonts w:ascii="Gentium" w:hAnsi="Gentium" w:cs="Gentium"/>
-          <w:i/>
-          <w:iCs/>
-          <w:noProof/>
-          <w:color w:val="7030A0"/>
-          <w:sz w:val="28"/>
-          <w:szCs w:val="28"/>
-        </w:rPr>
-        <w:t>τῃ τῆς Ἀρχαιολογ</w:t>
-      </w:r>
-      <w:r>
-        <w:rPr>
-          <w:rFonts w:ascii="Gentium" w:hAnsi="Gentium" w:cs="Gentium"/>
-          <w:i/>
-          <w:iCs/>
-          <w:noProof/>
-          <w:color w:val="7030A0"/>
-          <w:sz w:val="28"/>
-          <w:szCs w:val="28"/>
-        </w:rPr>
-        <w:t>ί</w:t>
-      </w:r>
-      <w:r>
-        <w:rPr>
-          <w:rFonts w:ascii="Gentium" w:hAnsi="Gentium" w:cs="Gentium"/>
-          <w:i/>
-          <w:iCs/>
-          <w:noProof/>
-          <w:color w:val="7030A0"/>
-          <w:sz w:val="28"/>
-          <w:szCs w:val="28"/>
-        </w:rPr>
-        <w:t>ας τοῦ αὐτοῦ μνημονε</w:t>
-      </w:r>
-      <w:r>
-        <w:rPr>
-          <w:rFonts w:ascii="Gentium" w:hAnsi="Gentium" w:cs="Gentium"/>
-          <w:i/>
-          <w:iCs/>
-          <w:noProof/>
-          <w:color w:val="7030A0"/>
-          <w:sz w:val="28"/>
-          <w:szCs w:val="28"/>
-        </w:rPr>
-        <w:t>ύ</w:t>
-      </w:r>
-      <w:r>
-        <w:rPr>
-          <w:rFonts w:ascii="Gentium" w:hAnsi="Gentium" w:cs="Gentium"/>
-          <w:i/>
-          <w:iCs/>
-          <w:noProof/>
-          <w:color w:val="7030A0"/>
-          <w:sz w:val="28"/>
-          <w:szCs w:val="28"/>
-        </w:rPr>
-        <w:t>ει διὰ το</w:t>
-      </w:r>
-      <w:r>
-        <w:rPr>
-          <w:rFonts w:ascii="Gentium" w:hAnsi="Gentium" w:cs="Gentium"/>
-          <w:i/>
-          <w:iCs/>
-          <w:noProof/>
-          <w:color w:val="7030A0"/>
-          <w:sz w:val="28"/>
-          <w:szCs w:val="28"/>
-        </w:rPr>
-        <w:t>ύ</w:t>
-      </w:r>
-      <w:r>
-        <w:rPr>
-          <w:rFonts w:ascii="Gentium" w:hAnsi="Gentium" w:cs="Gentium"/>
-          <w:i/>
-          <w:iCs/>
-          <w:noProof/>
-          <w:color w:val="7030A0"/>
-          <w:sz w:val="28"/>
-          <w:szCs w:val="28"/>
-        </w:rPr>
-        <w:t>των· Λ</w:t>
-      </w:r>
-      <w:r>
-        <w:rPr>
-          <w:rFonts w:ascii="Gentium" w:hAnsi="Gentium" w:cs="Gentium"/>
-          <w:i/>
-          <w:iCs/>
-          <w:noProof/>
-          <w:color w:val="7030A0"/>
-          <w:sz w:val="28"/>
-          <w:szCs w:val="28"/>
-        </w:rPr>
-        <w:t>έ</w:t>
-      </w:r>
-      <w:r>
-        <w:rPr>
-          <w:rFonts w:ascii="Gentium" w:hAnsi="Gentium" w:cs="Gentium"/>
-          <w:i/>
-          <w:iCs/>
-          <w:noProof/>
-          <w:color w:val="7030A0"/>
-          <w:sz w:val="28"/>
-          <w:szCs w:val="28"/>
-        </w:rPr>
-        <w:t>γεται δὲ ὡς οὗτος ὁ Ἀφρὴν στρατε</w:t>
-      </w:r>
-      <w:r>
-        <w:rPr>
-          <w:rFonts w:ascii="Gentium" w:hAnsi="Gentium" w:cs="Gentium"/>
-          <w:i/>
-          <w:iCs/>
-          <w:noProof/>
-          <w:color w:val="7030A0"/>
-          <w:sz w:val="28"/>
-          <w:szCs w:val="28"/>
-        </w:rPr>
-        <w:t>ύ</w:t>
-      </w:r>
-      <w:r>
-        <w:rPr>
-          <w:rFonts w:ascii="Gentium" w:hAnsi="Gentium" w:cs="Gentium"/>
-          <w:i/>
-          <w:iCs/>
-          <w:noProof/>
-          <w:color w:val="7030A0"/>
-          <w:sz w:val="28"/>
-          <w:szCs w:val="28"/>
-        </w:rPr>
-        <w:t>σας ἐπὶ τὴν Λιβ</w:t>
-      </w:r>
-      <w:r>
-        <w:rPr>
-          <w:rFonts w:ascii="Gentium" w:hAnsi="Gentium" w:cs="Gentium"/>
-          <w:i/>
-          <w:iCs/>
-          <w:noProof/>
-          <w:color w:val="7030A0"/>
-          <w:sz w:val="28"/>
-          <w:szCs w:val="28"/>
-        </w:rPr>
-        <w:t>ύ</w:t>
-      </w:r>
-      <w:r>
-        <w:rPr>
-          <w:rFonts w:ascii="Gentium" w:hAnsi="Gentium" w:cs="Gentium"/>
-          <w:i/>
-          <w:iCs/>
-          <w:noProof/>
-          <w:color w:val="7030A0"/>
-          <w:sz w:val="28"/>
-          <w:szCs w:val="28"/>
-        </w:rPr>
-        <w:t>ην κατ</w:t>
-      </w:r>
-      <w:r>
-        <w:rPr>
-          <w:rFonts w:ascii="Gentium" w:hAnsi="Gentium" w:cs="Gentium"/>
-          <w:i/>
-          <w:iCs/>
-          <w:noProof/>
-          <w:color w:val="7030A0"/>
-          <w:sz w:val="28"/>
-          <w:szCs w:val="28"/>
-        </w:rPr>
-        <w:t>έ</w:t>
-      </w:r>
-      <w:r>
-        <w:rPr>
-          <w:rFonts w:ascii="Gentium" w:hAnsi="Gentium" w:cs="Gentium"/>
-          <w:i/>
-          <w:iCs/>
-          <w:noProof/>
-          <w:color w:val="7030A0"/>
-          <w:sz w:val="28"/>
-          <w:szCs w:val="28"/>
-        </w:rPr>
-        <w:t>σχεν αὐτὴν καὶ οἱ υἱωνοὶ αὐτοῦ κατοικ</w:t>
-      </w:r>
-      <w:r>
-        <w:rPr>
-          <w:rFonts w:ascii="Gentium" w:hAnsi="Gentium" w:cs="Gentium"/>
-          <w:i/>
-          <w:iCs/>
-          <w:noProof/>
-          <w:color w:val="7030A0"/>
-          <w:sz w:val="28"/>
-          <w:szCs w:val="28"/>
-        </w:rPr>
-        <w:t>ή</w:t>
-      </w:r>
-      <w:r>
-        <w:rPr>
-          <w:rFonts w:ascii="Gentium" w:hAnsi="Gentium" w:cs="Gentium"/>
-          <w:i/>
-          <w:iCs/>
-          <w:noProof/>
-          <w:color w:val="7030A0"/>
-          <w:sz w:val="28"/>
-          <w:szCs w:val="28"/>
-        </w:rPr>
-        <w:t>σαντες ἐν αὐτῇ τὴν γῆν ἀπὸ τοῦ ἐκε</w:t>
-      </w:r>
-      <w:r>
-        <w:rPr>
-          <w:rFonts w:ascii="Gentium" w:hAnsi="Gentium" w:cs="Gentium"/>
-          <w:i/>
-          <w:iCs/>
-          <w:noProof/>
-          <w:color w:val="7030A0"/>
-          <w:sz w:val="28"/>
-          <w:szCs w:val="28"/>
-        </w:rPr>
-        <w:t>ί</w:t>
-      </w:r>
-      <w:r>
-        <w:rPr>
-          <w:rFonts w:ascii="Gentium" w:hAnsi="Gentium" w:cs="Gentium"/>
-          <w:i/>
-          <w:iCs/>
-          <w:noProof/>
-          <w:color w:val="7030A0"/>
-          <w:sz w:val="28"/>
-          <w:szCs w:val="28"/>
-        </w:rPr>
-        <w:t>νου ὀν</w:t>
-      </w:r>
-      <w:r>
-        <w:rPr>
-          <w:rFonts w:ascii="Gentium" w:hAnsi="Gentium" w:cs="Gentium"/>
-          <w:i/>
-          <w:iCs/>
-          <w:noProof/>
-          <w:color w:val="7030A0"/>
-          <w:sz w:val="28"/>
-          <w:szCs w:val="28"/>
-        </w:rPr>
-        <w:t>ό</w:t>
-      </w:r>
-      <w:r>
-        <w:rPr>
-          <w:rFonts w:ascii="Gentium" w:hAnsi="Gentium" w:cs="Gentium"/>
-          <w:i/>
-          <w:iCs/>
-          <w:noProof/>
-          <w:color w:val="7030A0"/>
-          <w:sz w:val="28"/>
-          <w:szCs w:val="28"/>
-        </w:rPr>
-        <w:t>ματος Ἀφρικὰ προσηγ</w:t>
-      </w:r>
-      <w:r>
-        <w:rPr>
-          <w:rFonts w:ascii="Gentium" w:hAnsi="Gentium" w:cs="Gentium"/>
-          <w:i/>
-          <w:iCs/>
-          <w:noProof/>
-          <w:color w:val="7030A0"/>
-          <w:sz w:val="28"/>
-          <w:szCs w:val="28"/>
-        </w:rPr>
-        <w:t>ό</w:t>
-      </w:r>
-      <w:r>
-        <w:rPr>
-          <w:rFonts w:ascii="Gentium" w:hAnsi="Gentium" w:cs="Gentium"/>
-          <w:i/>
-          <w:iCs/>
-          <w:noProof/>
-          <w:color w:val="7030A0"/>
-          <w:sz w:val="28"/>
-          <w:szCs w:val="28"/>
-        </w:rPr>
-        <w:t xml:space="preserve">ρευσαν. </w:t>
+        <w:t xml:space="preserve">, καὶ οἱ υἱωνοὶ αὐτοῦ κατοικήσαντες ἐν αὐτῇ τὴν γῆν ἀπὸ τοῦ ἐκείνου ὀνόματος Ἀφρικὰ προσηγόρευσαν. </w:t>
       </w:r>
       <w:r>
         <w:rPr>
@@ -2064,7 +479,6 @@
           <w:bCs/>
           <w:i/>
           <w:iCs/>
-          <w:noProof/>
           <w:color w:val="EE0000"/>
           <w:sz w:val="28"/>
           <w:szCs w:val="28"/>
@@ -2077,7 +491,6 @@
           <w:rFonts w:ascii="Gentium" w:hAnsi="Gentium" w:cs="Gentium"/>
           <w:i/>
           <w:iCs/>
-          <w:noProof/>
           <w:color w:val="EE0000"/>
           <w:sz w:val="28"/>
           <w:szCs w:val="28"/>
@@ -2089,516 +502,100 @@
           <w:rFonts w:ascii="Gentium" w:hAnsi="Gentium" w:cs="Gentium"/>
           <w:i/>
           <w:iCs/>
-          <w:noProof/>
           <w:color w:val="7030A0"/>
           <w:sz w:val="28"/>
           <w:szCs w:val="28"/>
         </w:rPr>
-        <w:t>μαρτυρεῖ δ</w:t>
+        <w:t>μαρτυρεῖ δέ μου τῷ λόγῳ Ἀλέξανδρος ὁ Πολυΐστωρ λέγων οὕτως</w:t>
       </w:r>
       <w:r>
         <w:rPr>
           <w:rFonts w:ascii="Gentium" w:hAnsi="Gentium" w:cs="Gentium"/>
           <w:i/>
           <w:iCs/>
-          <w:noProof/>
           <w:color w:val="7030A0"/>
           <w:sz w:val="28"/>
           <w:szCs w:val="28"/>
         </w:rPr>
-        <w:t>έ</w:t>
+        <w:t>·</w:t>
       </w:r>
       <w:r>
         <w:rPr>
           <w:rFonts w:ascii="Gentium" w:hAnsi="Gentium" w:cs="Gentium"/>
           <w:i/>
           <w:iCs/>
-          <w:noProof/>
           <w:color w:val="7030A0"/>
           <w:sz w:val="28"/>
           <w:szCs w:val="28"/>
         </w:rPr>
-        <w:t xml:space="preserve"> μου τῷ λ</w:t>
+        <w:t xml:space="preserve"> Κλεόδημος δέ φησιν ὁ προφήτης, ὁ καὶ </w:t>
       </w:r>
       <w:r>
         <w:rPr>
           <w:rFonts w:ascii="Gentium" w:hAnsi="Gentium" w:cs="Gentium"/>
           <w:i/>
           <w:iCs/>
-          <w:noProof/>
           <w:color w:val="7030A0"/>
           <w:sz w:val="28"/>
           <w:szCs w:val="28"/>
         </w:rPr>
-        <w:t>ό</w:t>
+        <w:t>Μαλχᾶς</w:t>
       </w:r>
       <w:r>
         <w:rPr>
           <w:rFonts w:ascii="Gentium" w:hAnsi="Gentium" w:cs="Gentium"/>
           <w:i/>
           <w:iCs/>
-          <w:noProof/>
           <w:color w:val="7030A0"/>
           <w:sz w:val="28"/>
           <w:szCs w:val="28"/>
         </w:rPr>
-        <w:t>γῳ Ἀλ</w:t>
+        <w:t>, ἱστορῶν τὰ περὶ Ἰουδαίων, καθὼς καὶ Μώσης ἱστόρηκεν ὁ νομοθέτης αὐτῶν, ὅτι ἐκ Χεττούρας</w:t>
       </w:r>
       <w:r>
         <w:rPr>
           <w:rFonts w:ascii="Gentium" w:hAnsi="Gentium" w:cs="Gentium"/>
           <w:i/>
           <w:iCs/>
-          <w:noProof/>
           <w:color w:val="7030A0"/>
           <w:sz w:val="28"/>
           <w:szCs w:val="28"/>
-        </w:rPr>
-        <w:t>έ</w:t>
+          <w:lang w:val="en-GB"/>
+        </w:rPr>
+        <w:t xml:space="preserve"> </w:t>
       </w:r>
       <w:r>
         <w:rPr>
           <w:rFonts w:ascii="Gentium" w:hAnsi="Gentium" w:cs="Gentium"/>
           <w:i/>
           <w:iCs/>
-          <w:noProof/>
           <w:color w:val="7030A0"/>
           <w:sz w:val="28"/>
           <w:szCs w:val="28"/>
         </w:rPr>
-        <w:t>ξανδρος ὁ Πολυ</w:t>
+        <w:t>Ἀβραάμῳ ἐγένοντο παῖδες ἱκανοί</w:t>
       </w:r>
       <w:r>
         <w:rPr>
           <w:rFonts w:ascii="Gentium" w:hAnsi="Gentium" w:cs="Gentium"/>
           <w:i/>
           <w:iCs/>
-          <w:noProof/>
           <w:color w:val="7030A0"/>
           <w:sz w:val="28"/>
           <w:szCs w:val="28"/>
         </w:rPr>
-        <w:t>ΐ</w:t>
+        <w:t>·</w:t>
       </w:r>
       <w:r>
         <w:rPr>
           <w:rFonts w:ascii="Gentium" w:hAnsi="Gentium" w:cs="Gentium"/>
           <w:i/>
           <w:iCs/>
-          <w:noProof/>
           <w:color w:val="7030A0"/>
           <w:sz w:val="28"/>
           <w:szCs w:val="28"/>
         </w:rPr>
-        <w:t>στωρ λ</w:t>
-      </w:r>
-      <w:r>
-        <w:rPr>
-          <w:rFonts w:ascii="Gentium" w:hAnsi="Gentium" w:cs="Gentium"/>
-          <w:i/>
-          <w:iCs/>
-          <w:noProof/>
-          <w:color w:val="7030A0"/>
-          <w:sz w:val="28"/>
-          <w:szCs w:val="28"/>
-        </w:rPr>
-        <w:t>έ</w:t>
-      </w:r>
-      <w:r>
-        <w:rPr>
-          <w:rFonts w:ascii="Gentium" w:hAnsi="Gentium" w:cs="Gentium"/>
-          <w:i/>
-          <w:iCs/>
-          <w:noProof/>
-          <w:color w:val="7030A0"/>
-          <w:sz w:val="28"/>
-          <w:szCs w:val="28"/>
-        </w:rPr>
-        <w:t>γων οὕτως· Κλε</w:t>
-      </w:r>
-      <w:r>
-        <w:rPr>
-          <w:rFonts w:ascii="Gentium" w:hAnsi="Gentium" w:cs="Gentium"/>
-          <w:i/>
-          <w:iCs/>
-          <w:noProof/>
-          <w:color w:val="7030A0"/>
-          <w:sz w:val="28"/>
-          <w:szCs w:val="28"/>
-        </w:rPr>
-        <w:t>ό</w:t>
-      </w:r>
-      <w:r>
-        <w:rPr>
-          <w:rFonts w:ascii="Gentium" w:hAnsi="Gentium" w:cs="Gentium"/>
-          <w:i/>
-          <w:iCs/>
-          <w:noProof/>
-          <w:color w:val="7030A0"/>
-          <w:sz w:val="28"/>
-          <w:szCs w:val="28"/>
-        </w:rPr>
-        <w:t>δημος δ</w:t>
-      </w:r>
-      <w:r>
-        <w:rPr>
-          <w:rFonts w:ascii="Gentium" w:hAnsi="Gentium" w:cs="Gentium"/>
-          <w:i/>
-          <w:iCs/>
-          <w:noProof/>
-          <w:color w:val="7030A0"/>
-          <w:sz w:val="28"/>
-          <w:szCs w:val="28"/>
-        </w:rPr>
-        <w:t>έ</w:t>
-      </w:r>
-      <w:r>
-        <w:rPr>
-          <w:rFonts w:ascii="Gentium" w:hAnsi="Gentium" w:cs="Gentium"/>
-          <w:i/>
-          <w:iCs/>
-          <w:noProof/>
-          <w:color w:val="7030A0"/>
-          <w:sz w:val="28"/>
-          <w:szCs w:val="28"/>
-        </w:rPr>
-        <w:t xml:space="preserve"> φησιν ὁ προφ</w:t>
-      </w:r>
-      <w:r>
-        <w:rPr>
-          <w:rFonts w:ascii="Gentium" w:hAnsi="Gentium" w:cs="Gentium"/>
-          <w:i/>
-          <w:iCs/>
-          <w:noProof/>
-          <w:color w:val="7030A0"/>
-          <w:sz w:val="28"/>
-          <w:szCs w:val="28"/>
-        </w:rPr>
-        <w:t>ή</w:t>
-      </w:r>
-      <w:r>
-        <w:rPr>
-          <w:rFonts w:ascii="Gentium" w:hAnsi="Gentium" w:cs="Gentium"/>
-          <w:i/>
-          <w:iCs/>
-          <w:noProof/>
-          <w:color w:val="7030A0"/>
-          <w:sz w:val="28"/>
-          <w:szCs w:val="28"/>
-        </w:rPr>
-        <w:t>της, ὁ καὶ Μαλχᾶς, ἱστορῶν τὰ περὶ Ἰουδα</w:t>
-      </w:r>
-      <w:r>
-        <w:rPr>
-          <w:rFonts w:ascii="Gentium" w:hAnsi="Gentium" w:cs="Gentium"/>
-          <w:i/>
-          <w:iCs/>
-          <w:noProof/>
-          <w:color w:val="7030A0"/>
-          <w:sz w:val="28"/>
-          <w:szCs w:val="28"/>
-        </w:rPr>
-        <w:t>ί</w:t>
-      </w:r>
-      <w:r>
-        <w:rPr>
-          <w:rFonts w:ascii="Gentium" w:hAnsi="Gentium" w:cs="Gentium"/>
-          <w:i/>
-          <w:iCs/>
-          <w:noProof/>
-          <w:color w:val="7030A0"/>
-          <w:sz w:val="28"/>
-          <w:szCs w:val="28"/>
-        </w:rPr>
-        <w:t>ων, καθὼς καὶ Μωσῆς ἱστ</w:t>
-      </w:r>
-      <w:r>
-        <w:rPr>
-          <w:rFonts w:ascii="Gentium" w:hAnsi="Gentium" w:cs="Gentium"/>
-          <w:i/>
-          <w:iCs/>
-          <w:noProof/>
-          <w:color w:val="7030A0"/>
-          <w:sz w:val="28"/>
-          <w:szCs w:val="28"/>
-        </w:rPr>
-        <w:t>ό</w:t>
-      </w:r>
-      <w:r>
-        <w:rPr>
-          <w:rFonts w:ascii="Gentium" w:hAnsi="Gentium" w:cs="Gentium"/>
-          <w:i/>
-          <w:iCs/>
-          <w:noProof/>
-          <w:color w:val="7030A0"/>
-          <w:sz w:val="28"/>
-          <w:szCs w:val="28"/>
-        </w:rPr>
-        <w:t>ρηκεν ὁ νομοθ</w:t>
-      </w:r>
-      <w:r>
-        <w:rPr>
-          <w:rFonts w:ascii="Gentium" w:hAnsi="Gentium" w:cs="Gentium"/>
-          <w:i/>
-          <w:iCs/>
-          <w:noProof/>
-          <w:color w:val="7030A0"/>
-          <w:sz w:val="28"/>
-          <w:szCs w:val="28"/>
-        </w:rPr>
-        <w:t>έ</w:t>
-      </w:r>
-      <w:r>
-        <w:rPr>
-          <w:rFonts w:ascii="Gentium" w:hAnsi="Gentium" w:cs="Gentium"/>
-          <w:i/>
-          <w:iCs/>
-          <w:noProof/>
-          <w:color w:val="7030A0"/>
-          <w:sz w:val="28"/>
-          <w:szCs w:val="28"/>
-        </w:rPr>
-        <w:t>της αὐτῶν, ὅτι ἐκ τῆς Χεττο</w:t>
-      </w:r>
-      <w:r>
-        <w:rPr>
-          <w:rFonts w:ascii="Gentium" w:hAnsi="Gentium" w:cs="Gentium"/>
-          <w:i/>
-          <w:iCs/>
-          <w:noProof/>
-          <w:color w:val="7030A0"/>
-          <w:sz w:val="28"/>
-          <w:szCs w:val="28"/>
-        </w:rPr>
-        <w:t>ύ</w:t>
-      </w:r>
-      <w:r>
-        <w:rPr>
-          <w:rFonts w:ascii="Gentium" w:hAnsi="Gentium" w:cs="Gentium"/>
-          <w:i/>
-          <w:iCs/>
-          <w:noProof/>
-          <w:color w:val="7030A0"/>
-          <w:sz w:val="28"/>
-          <w:szCs w:val="28"/>
-        </w:rPr>
-        <w:t>ρας Ἁβρα</w:t>
-      </w:r>
-      <w:r>
-        <w:rPr>
-          <w:rFonts w:ascii="Gentium" w:hAnsi="Gentium" w:cs="Gentium"/>
-          <w:i/>
-          <w:iCs/>
-          <w:noProof/>
-          <w:color w:val="7030A0"/>
-          <w:sz w:val="28"/>
-          <w:szCs w:val="28"/>
-        </w:rPr>
-        <w:t>ά</w:t>
-      </w:r>
-      <w:r>
-        <w:rPr>
-          <w:rFonts w:ascii="Gentium" w:hAnsi="Gentium" w:cs="Gentium"/>
-          <w:i/>
-          <w:iCs/>
-          <w:noProof/>
-          <w:color w:val="7030A0"/>
-          <w:sz w:val="28"/>
-          <w:szCs w:val="28"/>
-        </w:rPr>
-        <w:t>μῳ ἐγ</w:t>
-      </w:r>
-      <w:r>
-        <w:rPr>
-          <w:rFonts w:ascii="Gentium" w:hAnsi="Gentium" w:cs="Gentium"/>
-          <w:i/>
-          <w:iCs/>
-          <w:noProof/>
-          <w:color w:val="7030A0"/>
-          <w:sz w:val="28"/>
-          <w:szCs w:val="28"/>
-        </w:rPr>
-        <w:t>έ</w:t>
-      </w:r>
-      <w:r>
-        <w:rPr>
-          <w:rFonts w:ascii="Gentium" w:hAnsi="Gentium" w:cs="Gentium"/>
-          <w:i/>
-          <w:iCs/>
-          <w:noProof/>
-          <w:color w:val="7030A0"/>
-          <w:sz w:val="28"/>
-          <w:szCs w:val="28"/>
-        </w:rPr>
-        <w:t>νοντο παῖδες ἱκανο</w:t>
-      </w:r>
-      <w:r>
-        <w:rPr>
-          <w:rFonts w:ascii="Gentium" w:hAnsi="Gentium" w:cs="Gentium"/>
-          <w:i/>
-          <w:iCs/>
-          <w:noProof/>
-          <w:color w:val="7030A0"/>
-          <w:sz w:val="28"/>
-          <w:szCs w:val="28"/>
-        </w:rPr>
-        <w:t>ί</w:t>
-      </w:r>
-      <w:r>
-        <w:rPr>
-          <w:rFonts w:ascii="Gentium" w:hAnsi="Gentium" w:cs="Gentium"/>
-          <w:i/>
-          <w:iCs/>
-          <w:noProof/>
-          <w:color w:val="7030A0"/>
-          <w:sz w:val="28"/>
-          <w:szCs w:val="28"/>
-        </w:rPr>
-        <w:t>· λ</w:t>
-      </w:r>
-      <w:r>
-        <w:rPr>
-          <w:rFonts w:ascii="Gentium" w:hAnsi="Gentium" w:cs="Gentium"/>
-          <w:i/>
-          <w:iCs/>
-          <w:noProof/>
-          <w:color w:val="7030A0"/>
-          <w:sz w:val="28"/>
-          <w:szCs w:val="28"/>
-        </w:rPr>
-        <w:t>έ</w:t>
-      </w:r>
-      <w:r>
-        <w:rPr>
-          <w:rFonts w:ascii="Gentium" w:hAnsi="Gentium" w:cs="Gentium"/>
-          <w:i/>
-          <w:iCs/>
-          <w:noProof/>
-          <w:color w:val="7030A0"/>
-          <w:sz w:val="28"/>
-          <w:szCs w:val="28"/>
-        </w:rPr>
-        <w:t>γει δὲ αὐτῶν καὶ τὰ ὀν</w:t>
-      </w:r>
-      <w:r>
-        <w:rPr>
-          <w:rFonts w:ascii="Gentium" w:hAnsi="Gentium" w:cs="Gentium"/>
-          <w:i/>
-          <w:iCs/>
-          <w:noProof/>
-          <w:color w:val="7030A0"/>
-          <w:sz w:val="28"/>
-          <w:szCs w:val="28"/>
-        </w:rPr>
-        <w:t>ό</w:t>
-      </w:r>
-      <w:r>
-        <w:rPr>
-          <w:rFonts w:ascii="Gentium" w:hAnsi="Gentium" w:cs="Gentium"/>
-          <w:i/>
-          <w:iCs/>
-          <w:noProof/>
-          <w:color w:val="7030A0"/>
-          <w:sz w:val="28"/>
-          <w:szCs w:val="28"/>
-        </w:rPr>
-        <w:t>ματα, ὀνομ</w:t>
-      </w:r>
-      <w:r>
-        <w:rPr>
-          <w:rFonts w:ascii="Gentium" w:hAnsi="Gentium" w:cs="Gentium"/>
-          <w:i/>
-          <w:iCs/>
-          <w:noProof/>
-          <w:color w:val="7030A0"/>
-          <w:sz w:val="28"/>
-          <w:szCs w:val="28"/>
-        </w:rPr>
-        <w:t>ά</w:t>
-      </w:r>
-      <w:r>
-        <w:rPr>
-          <w:rFonts w:ascii="Gentium" w:hAnsi="Gentium" w:cs="Gentium"/>
-          <w:i/>
-          <w:iCs/>
-          <w:noProof/>
-          <w:color w:val="7030A0"/>
-          <w:sz w:val="28"/>
-          <w:szCs w:val="28"/>
-        </w:rPr>
-        <w:t>ζων τρεῖς, Ἀφ</w:t>
-      </w:r>
-      <w:r>
-        <w:rPr>
-          <w:rFonts w:ascii="Gentium" w:hAnsi="Gentium" w:cs="Gentium"/>
-          <w:i/>
-          <w:iCs/>
-          <w:noProof/>
-          <w:color w:val="7030A0"/>
-          <w:sz w:val="28"/>
-          <w:szCs w:val="28"/>
-        </w:rPr>
-        <w:t>έ</w:t>
-      </w:r>
-      <w:r>
-        <w:rPr>
-          <w:rFonts w:ascii="Gentium" w:hAnsi="Gentium" w:cs="Gentium"/>
-          <w:i/>
-          <w:iCs/>
-          <w:noProof/>
-          <w:color w:val="7030A0"/>
-          <w:sz w:val="28"/>
-          <w:szCs w:val="28"/>
-        </w:rPr>
-        <w:t>ρ, Ἀσσουρ</w:t>
-      </w:r>
-      <w:r>
-        <w:rPr>
-          <w:rFonts w:ascii="Gentium" w:hAnsi="Gentium" w:cs="Gentium"/>
-          <w:i/>
-          <w:iCs/>
-          <w:noProof/>
-          <w:color w:val="7030A0"/>
-          <w:sz w:val="28"/>
-          <w:szCs w:val="28"/>
-        </w:rPr>
-        <w:t>ί</w:t>
-      </w:r>
-      <w:r>
-        <w:rPr>
-          <w:rFonts w:ascii="Gentium" w:hAnsi="Gentium" w:cs="Gentium"/>
-          <w:i/>
-          <w:iCs/>
-          <w:noProof/>
-          <w:color w:val="7030A0"/>
-          <w:sz w:val="28"/>
-          <w:szCs w:val="28"/>
-        </w:rPr>
-        <w:t>, Ἀφρ</w:t>
-      </w:r>
-      <w:r>
-        <w:rPr>
-          <w:rFonts w:ascii="Gentium" w:hAnsi="Gentium" w:cs="Gentium"/>
-          <w:i/>
-          <w:iCs/>
-          <w:noProof/>
-          <w:color w:val="7030A0"/>
-          <w:sz w:val="28"/>
-          <w:szCs w:val="28"/>
-        </w:rPr>
-        <w:t>ά</w:t>
-      </w:r>
-      <w:r>
-        <w:rPr>
-          <w:rFonts w:ascii="Gentium" w:hAnsi="Gentium" w:cs="Gentium"/>
-          <w:i/>
-          <w:iCs/>
-          <w:noProof/>
-          <w:color w:val="7030A0"/>
-          <w:sz w:val="28"/>
-          <w:szCs w:val="28"/>
-        </w:rPr>
-        <w:t xml:space="preserve">ν· </w:t>
+        <w:t xml:space="preserve"> λέγει δὲ αὐτῶν καὶ τὰ ὀνόμάτα, ὀνομάζων τρεῖς, Ἀφὲρ, Ἀσοὺρ, Ἄφραν. </w:t>
       </w:r>
       <w:r>
         <w:rPr>
@@ -2607,7 +604,6 @@
           <w:bCs/>
           <w:i/>
           <w:iCs/>
-          <w:noProof/>
           <w:color w:val="EE0000"/>
           <w:sz w:val="28"/>
           <w:szCs w:val="28"/>
@@ -2620,7 +616,6 @@
           <w:rFonts w:ascii="Gentium" w:hAnsi="Gentium" w:cs="Gentium"/>
           <w:i/>
           <w:iCs/>
-          <w:noProof/>
           <w:color w:val="EE0000"/>
           <w:sz w:val="28"/>
           <w:szCs w:val="28"/>
@@ -2632,444 +627,144 @@
           <w:rFonts w:ascii="Gentium" w:hAnsi="Gentium" w:cs="Gentium"/>
           <w:i/>
           <w:iCs/>
-          <w:noProof/>
           <w:color w:val="7030A0"/>
           <w:sz w:val="28"/>
           <w:szCs w:val="28"/>
         </w:rPr>
-        <w:t>καὶ ἀπὸ Ἀσσουρὶ μὲν τὴν Ἀσσυρ</w:t>
+        <w:t xml:space="preserve">καὶ ἀπὸ Ἀσοὺρ μὲν τὴν Ἀσσυρίαν, ἀπὸ δὲ τῶν δύο, Ἄφρα τε καὶ Ἀφὲρ, πόλιν τε </w:t>
       </w:r>
       <w:r>
         <w:rPr>
           <w:rFonts w:ascii="Gentium" w:hAnsi="Gentium" w:cs="Gentium"/>
           <w:i/>
           <w:iCs/>
-          <w:noProof/>
           <w:color w:val="7030A0"/>
           <w:sz w:val="28"/>
           <w:szCs w:val="28"/>
         </w:rPr>
-        <w:t>ί</w:t>
+        <w:t xml:space="preserve">Ἀφρὰν </w:t>
       </w:r>
       <w:r>
         <w:rPr>
           <w:rFonts w:ascii="Gentium" w:hAnsi="Gentium" w:cs="Gentium"/>
           <w:i/>
           <w:iCs/>
-          <w:noProof/>
           <w:color w:val="7030A0"/>
           <w:sz w:val="28"/>
           <w:szCs w:val="28"/>
         </w:rPr>
-        <w:t>αν, ἀπὸ δὲ τῶν δ</w:t>
+        <w:t xml:space="preserve">καὶ τὴν χώραν Ἀφρικὰ ὀνομασθῆναι. τούτους δὲ </w:t>
       </w:r>
       <w:r>
         <w:rPr>
           <w:rFonts w:ascii="Gentium" w:hAnsi="Gentium" w:cs="Gentium"/>
           <w:i/>
           <w:iCs/>
-          <w:noProof/>
           <w:color w:val="7030A0"/>
           <w:sz w:val="28"/>
           <w:szCs w:val="28"/>
         </w:rPr>
-        <w:t>ύ</w:t>
+        <w:t xml:space="preserve">Ἡρακλεῖ </w:t>
       </w:r>
       <w:r>
         <w:rPr>
           <w:rFonts w:ascii="Gentium" w:hAnsi="Gentium" w:cs="Gentium"/>
           <w:i/>
           <w:iCs/>
-          <w:noProof/>
           <w:color w:val="7030A0"/>
           <w:sz w:val="28"/>
           <w:szCs w:val="28"/>
         </w:rPr>
-        <w:t>ο, Ἀφρ</w:t>
+        <w:t xml:space="preserve">συστρατεῦσαι τεῦσαι ἐπὶ Λιβύην καὶ </w:t>
       </w:r>
       <w:r>
         <w:rPr>
           <w:rFonts w:ascii="Gentium" w:hAnsi="Gentium" w:cs="Gentium"/>
           <w:i/>
           <w:iCs/>
-          <w:noProof/>
           <w:color w:val="7030A0"/>
           <w:sz w:val="28"/>
           <w:szCs w:val="28"/>
         </w:rPr>
-        <w:t>ά</w:t>
+        <w:t xml:space="preserve">Ἀνταῖον· </w:t>
       </w:r>
       <w:r>
         <w:rPr>
           <w:rFonts w:ascii="Gentium" w:hAnsi="Gentium" w:cs="Gentium"/>
           <w:i/>
           <w:iCs/>
-          <w:noProof/>
           <w:color w:val="7030A0"/>
           <w:sz w:val="28"/>
           <w:szCs w:val="28"/>
         </w:rPr>
-        <w:t xml:space="preserve"> τε καὶ Ἀφ</w:t>
+        <w:t xml:space="preserve">γήμαντα δὲ τὴν </w:t>
       </w:r>
       <w:r>
         <w:rPr>
           <w:rFonts w:ascii="Gentium" w:hAnsi="Gentium" w:cs="Gentium"/>
           <w:i/>
           <w:iCs/>
-          <w:noProof/>
           <w:color w:val="7030A0"/>
           <w:sz w:val="28"/>
           <w:szCs w:val="28"/>
         </w:rPr>
-        <w:t>έ</w:t>
+        <w:t xml:space="preserve">Ἀφρὰ </w:t>
       </w:r>
       <w:r>
         <w:rPr>
           <w:rFonts w:ascii="Gentium" w:hAnsi="Gentium" w:cs="Gentium"/>
           <w:i/>
           <w:iCs/>
-          <w:noProof/>
           <w:color w:val="7030A0"/>
           <w:sz w:val="28"/>
           <w:szCs w:val="28"/>
         </w:rPr>
-        <w:t>ρ, π</w:t>
+        <w:t>θυγατέρα Ἡρακλέα γεννῆσαι υἱὸν ἐξ αὐτῆς</w:t>
       </w:r>
       <w:r>
         <w:rPr>
           <w:rFonts w:ascii="Gentium" w:hAnsi="Gentium" w:cs="Gentium"/>
           <w:i/>
           <w:iCs/>
-          <w:noProof/>
           <w:color w:val="7030A0"/>
           <w:sz w:val="28"/>
           <w:szCs w:val="28"/>
-        </w:rPr>
-        <w:t>ό</w:t>
+          <w:lang w:val="en-GB"/>
+        </w:rPr>
+        <w:t xml:space="preserve"> </w:t>
       </w:r>
       <w:r>
         <w:rPr>
           <w:rFonts w:ascii="Gentium" w:hAnsi="Gentium" w:cs="Gentium"/>
           <w:i/>
           <w:iCs/>
-          <w:noProof/>
           <w:color w:val="7030A0"/>
           <w:sz w:val="28"/>
           <w:szCs w:val="28"/>
         </w:rPr>
-        <w:t>λιν τε Ἀφρὰν καὶ τὴν χ</w:t>
+        <w:t xml:space="preserve">Διόδωρον. τούτου δὲ γενέσθαι Σοφωνᾶν, ἀφ’ οὗ τοὺς βαρβάρους Σοφὰς λέγεσθαι. Τὰ μὲν οὖν περὶ τοῦ Ἀβραὰμ ὡς ἐν ὀλίγοις </w:t>
       </w:r>
       <w:r>
         <w:rPr>
           <w:rFonts w:ascii="Gentium" w:hAnsi="Gentium" w:cs="Gentium"/>
           <w:i/>
           <w:iCs/>
-          <w:noProof/>
           <w:color w:val="7030A0"/>
           <w:sz w:val="28"/>
           <w:szCs w:val="28"/>
         </w:rPr>
-        <w:t>ώ</w:t>
+        <w:t xml:space="preserve">τοσαῦτα </w:t>
       </w:r>
       <w:r>
         <w:rPr>
           <w:rFonts w:ascii="Gentium" w:hAnsi="Gentium" w:cs="Gentium"/>
           <w:i/>
           <w:iCs/>
-          <w:noProof/>
           <w:color w:val="7030A0"/>
           <w:sz w:val="28"/>
           <w:szCs w:val="28"/>
         </w:rPr>
-        <w:t>ραν Ἀφρικὰ ὀνομασθῆναι. το</w:t>
-      </w:r>
-      <w:r>
-        <w:rPr>
-          <w:rFonts w:ascii="Gentium" w:hAnsi="Gentium" w:cs="Gentium"/>
-          <w:i/>
-          <w:iCs/>
-          <w:noProof/>
-          <w:color w:val="7030A0"/>
-          <w:sz w:val="28"/>
-          <w:szCs w:val="28"/>
-        </w:rPr>
-        <w:t>ύ</w:t>
-      </w:r>
-      <w:r>
-        <w:rPr>
-          <w:rFonts w:ascii="Gentium" w:hAnsi="Gentium" w:cs="Gentium"/>
-          <w:i/>
-          <w:iCs/>
-          <w:noProof/>
-          <w:color w:val="7030A0"/>
-          <w:sz w:val="28"/>
-          <w:szCs w:val="28"/>
-        </w:rPr>
-        <w:t>τους δὲ Ἡρακλεῖ συστρατεῦσαι ἐπὶ Λιβ</w:t>
-      </w:r>
-      <w:r>
-        <w:rPr>
-          <w:rFonts w:ascii="Gentium" w:hAnsi="Gentium" w:cs="Gentium"/>
-          <w:i/>
-          <w:iCs/>
-          <w:noProof/>
-          <w:color w:val="7030A0"/>
-          <w:sz w:val="28"/>
-          <w:szCs w:val="28"/>
-        </w:rPr>
-        <w:t>ύ</w:t>
-      </w:r>
-      <w:r>
-        <w:rPr>
-          <w:rFonts w:ascii="Gentium" w:hAnsi="Gentium" w:cs="Gentium"/>
-          <w:i/>
-          <w:iCs/>
-          <w:noProof/>
-          <w:color w:val="7030A0"/>
-          <w:sz w:val="28"/>
-          <w:szCs w:val="28"/>
-        </w:rPr>
-        <w:t>ην καὶ Ἀνταῖον· γ</w:t>
-      </w:r>
-      <w:r>
-        <w:rPr>
-          <w:rFonts w:ascii="Gentium" w:hAnsi="Gentium" w:cs="Gentium"/>
-          <w:i/>
-          <w:iCs/>
-          <w:noProof/>
-          <w:color w:val="7030A0"/>
-          <w:sz w:val="28"/>
-          <w:szCs w:val="28"/>
-        </w:rPr>
-        <w:t>ή</w:t>
-      </w:r>
-      <w:r>
-        <w:rPr>
-          <w:rFonts w:ascii="Gentium" w:hAnsi="Gentium" w:cs="Gentium"/>
-          <w:i/>
-          <w:iCs/>
-          <w:noProof/>
-          <w:color w:val="7030A0"/>
-          <w:sz w:val="28"/>
-          <w:szCs w:val="28"/>
-        </w:rPr>
-        <w:t>μαντα δὲ τὴν Ἀφρὰ θυγατ</w:t>
-      </w:r>
-      <w:r>
-        <w:rPr>
-          <w:rFonts w:ascii="Gentium" w:hAnsi="Gentium" w:cs="Gentium"/>
-          <w:i/>
-          <w:iCs/>
-          <w:noProof/>
-          <w:color w:val="7030A0"/>
-          <w:sz w:val="28"/>
-          <w:szCs w:val="28"/>
-        </w:rPr>
-        <w:t>έ</w:t>
-      </w:r>
-      <w:r>
-        <w:rPr>
-          <w:rFonts w:ascii="Gentium" w:hAnsi="Gentium" w:cs="Gentium"/>
-          <w:i/>
-          <w:iCs/>
-          <w:noProof/>
-          <w:color w:val="7030A0"/>
-          <w:sz w:val="28"/>
-          <w:szCs w:val="28"/>
-        </w:rPr>
-        <w:t>ρα Ἡρακλ</w:t>
-      </w:r>
-      <w:r>
-        <w:rPr>
-          <w:rFonts w:ascii="Gentium" w:hAnsi="Gentium" w:cs="Gentium"/>
-          <w:i/>
-          <w:iCs/>
-          <w:noProof/>
-          <w:color w:val="7030A0"/>
-          <w:sz w:val="28"/>
-          <w:szCs w:val="28"/>
-        </w:rPr>
-        <w:t>έ</w:t>
-      </w:r>
-      <w:r>
-        <w:rPr>
-          <w:rFonts w:ascii="Gentium" w:hAnsi="Gentium" w:cs="Gentium"/>
-          <w:i/>
-          <w:iCs/>
-          <w:noProof/>
-          <w:color w:val="7030A0"/>
-          <w:sz w:val="28"/>
-          <w:szCs w:val="28"/>
-        </w:rPr>
-        <w:t>α γεννῆσαι υἱὸν ἐξ αὐτῆς Δι</w:t>
-      </w:r>
-      <w:r>
-        <w:rPr>
-          <w:rFonts w:ascii="Gentium" w:hAnsi="Gentium" w:cs="Gentium"/>
-          <w:i/>
-          <w:iCs/>
-          <w:noProof/>
-          <w:color w:val="7030A0"/>
-          <w:sz w:val="28"/>
-          <w:szCs w:val="28"/>
-        </w:rPr>
-        <w:t>ό</w:t>
-      </w:r>
-      <w:r>
-        <w:rPr>
-          <w:rFonts w:ascii="Gentium" w:hAnsi="Gentium" w:cs="Gentium"/>
-          <w:i/>
-          <w:iCs/>
-          <w:noProof/>
-          <w:color w:val="7030A0"/>
-          <w:sz w:val="28"/>
-          <w:szCs w:val="28"/>
-        </w:rPr>
-        <w:t>δωρον. το</w:t>
-      </w:r>
-      <w:r>
-        <w:rPr>
-          <w:rFonts w:ascii="Gentium" w:hAnsi="Gentium" w:cs="Gentium"/>
-          <w:i/>
-          <w:iCs/>
-          <w:noProof/>
-          <w:color w:val="7030A0"/>
-          <w:sz w:val="28"/>
-          <w:szCs w:val="28"/>
-        </w:rPr>
-        <w:t>ύ</w:t>
-      </w:r>
-      <w:r>
-        <w:rPr>
-          <w:rFonts w:ascii="Gentium" w:hAnsi="Gentium" w:cs="Gentium"/>
-          <w:i/>
-          <w:iCs/>
-          <w:noProof/>
-          <w:color w:val="7030A0"/>
-          <w:sz w:val="28"/>
-          <w:szCs w:val="28"/>
-        </w:rPr>
-        <w:t>του δὲ γεν</w:t>
-      </w:r>
-      <w:r>
-        <w:rPr>
-          <w:rFonts w:ascii="Gentium" w:hAnsi="Gentium" w:cs="Gentium"/>
-          <w:i/>
-          <w:iCs/>
-          <w:noProof/>
-          <w:color w:val="7030A0"/>
-          <w:sz w:val="28"/>
-          <w:szCs w:val="28"/>
-        </w:rPr>
-        <w:t>έ</w:t>
-      </w:r>
-      <w:r>
-        <w:rPr>
-          <w:rFonts w:ascii="Gentium" w:hAnsi="Gentium" w:cs="Gentium"/>
-          <w:i/>
-          <w:iCs/>
-          <w:noProof/>
-          <w:color w:val="7030A0"/>
-          <w:sz w:val="28"/>
-          <w:szCs w:val="28"/>
-        </w:rPr>
-        <w:t>σθαι Σοφωνᾶν, ἀφ᾽ οὗ τοὺς βαρβ</w:t>
-      </w:r>
-      <w:r>
-        <w:rPr>
-          <w:rFonts w:ascii="Gentium" w:hAnsi="Gentium" w:cs="Gentium"/>
-          <w:i/>
-          <w:iCs/>
-          <w:noProof/>
-          <w:color w:val="7030A0"/>
-          <w:sz w:val="28"/>
-          <w:szCs w:val="28"/>
-        </w:rPr>
-        <w:t>ά</w:t>
-      </w:r>
-      <w:r>
-        <w:rPr>
-          <w:rFonts w:ascii="Gentium" w:hAnsi="Gentium" w:cs="Gentium"/>
-          <w:i/>
-          <w:iCs/>
-          <w:noProof/>
-          <w:color w:val="7030A0"/>
-          <w:sz w:val="28"/>
-          <w:szCs w:val="28"/>
-        </w:rPr>
-        <w:t>ρους Σοφὰς λ</w:t>
-      </w:r>
-      <w:r>
-        <w:rPr>
-          <w:rFonts w:ascii="Gentium" w:hAnsi="Gentium" w:cs="Gentium"/>
-          <w:i/>
-          <w:iCs/>
-          <w:noProof/>
-          <w:color w:val="7030A0"/>
-          <w:sz w:val="28"/>
-          <w:szCs w:val="28"/>
-        </w:rPr>
-        <w:t>έ</w:t>
-      </w:r>
-      <w:r>
-        <w:rPr>
-          <w:rFonts w:ascii="Gentium" w:hAnsi="Gentium" w:cs="Gentium"/>
-          <w:i/>
-          <w:iCs/>
-          <w:noProof/>
-          <w:color w:val="7030A0"/>
-          <w:sz w:val="28"/>
-          <w:szCs w:val="28"/>
-        </w:rPr>
-        <w:t>γεσθαι. Τὰ μὲν οὖν περὶ τοῦ Ἀβραὰμ ὡς ἐν ὀλ</w:t>
-      </w:r>
-      <w:r>
-        <w:rPr>
-          <w:rFonts w:ascii="Gentium" w:hAnsi="Gentium" w:cs="Gentium"/>
-          <w:i/>
-          <w:iCs/>
-          <w:noProof/>
-          <w:color w:val="7030A0"/>
-          <w:sz w:val="28"/>
-          <w:szCs w:val="28"/>
-        </w:rPr>
-        <w:t>ί</w:t>
-      </w:r>
-      <w:r>
-        <w:rPr>
-          <w:rFonts w:ascii="Gentium" w:hAnsi="Gentium" w:cs="Gentium"/>
-          <w:i/>
-          <w:iCs/>
-          <w:noProof/>
-          <w:color w:val="7030A0"/>
-          <w:sz w:val="28"/>
-          <w:szCs w:val="28"/>
-        </w:rPr>
-        <w:t>γοις τοσαῦτα παρακε</w:t>
-      </w:r>
-      <w:r>
-        <w:rPr>
-          <w:rFonts w:ascii="Gentium" w:hAnsi="Gentium" w:cs="Gentium"/>
-          <w:i/>
-          <w:iCs/>
-          <w:noProof/>
-          <w:color w:val="7030A0"/>
-          <w:sz w:val="28"/>
-          <w:szCs w:val="28"/>
-        </w:rPr>
-        <w:t>ί</w:t>
-      </w:r>
-      <w:r>
-        <w:rPr>
-          <w:rFonts w:ascii="Gentium" w:hAnsi="Gentium" w:cs="Gentium"/>
-          <w:i/>
-          <w:iCs/>
-          <w:noProof/>
-          <w:color w:val="7030A0"/>
-          <w:sz w:val="28"/>
-          <w:szCs w:val="28"/>
-        </w:rPr>
-        <w:t>σθω.</w:t>
+        <w:t>παρακείσθω.</w:t>
       </w:r>
     </w:p>
     <w:sectPr>
@@ -7461,9 +5156,10 @@
     <w:name w:val="Normal"/>
     <w:qFormat/>
     <w:rPr>
+      <w:noProof/>
       <w:sz w:val="24"/>
       <w:szCs w:val="24"/>
-      <w:lang w:eastAsia="en-US" w:bidi="ar-SA"/>
+      <w:lang w:val="el-GR" w:eastAsia="en-US" w:bidi="ar-SA"/>
     </w:rPr>
   </w:style>
   <w:style w:type="paragraph" w:styleId="Heading1">
@@ -7586,8 +5282,6 @@
       <w:bCs/>
       <w:i/>
       <w:iCs/>
-      <w:noProof/>
-      <w:lang w:val="el-GR"/>
     </w:rPr>
   </w:style>
   <w:style w:type="character" w:customStyle="1" w:styleId="w">
@@ -7646,6 +5340,30 @@
     <w:rPr>
       <w:i/>
       <w:iCs/>
+    </w:rPr>
+  </w:style>
+  <w:style w:type="character" w:styleId="UnresolvedMention">
+    <w:name w:val="Unresolved Mention"/>
+    <w:basedOn w:val="DefaultParagraphFont"/>
+    <w:uiPriority w:val="99"/>
+    <w:semiHidden/>
+    <w:unhideWhenUsed/>
+    <w:rsid w:val="00ED0E86"/>
+    <w:rPr>
+      <w:color w:val="605E5C"/>
+      <w:shd w:val="clear" w:color="auto" w:fill="E1DFDD"/>
+    </w:rPr>
+  </w:style>
+  <w:style w:type="character" w:styleId="FollowedHyperlink">
+    <w:name w:val="FollowedHyperlink"/>
+    <w:basedOn w:val="DefaultParagraphFont"/>
+    <w:uiPriority w:val="99"/>
+    <w:semiHidden/>
+    <w:unhideWhenUsed/>
+    <w:rsid w:val="00ED0E86"/>
+    <w:rPr>
+      <w:color w:val="96607D" w:themeColor="followedHyperlink"/>
+      <w:u w:val="single"/>
     </w:rPr>
   </w:style>
 </w:styles>
